--- a/lecNote/03_JavaScript/0521.ch04_반복문.docx
+++ b/lecNote/03_JavaScript/0521.ch04_반복문.docx
@@ -48,7 +48,6 @@
         </w:rPr>
         <w:t xml:space="preserve"> </w:t>
       </w:r>
-      <w:proofErr w:type="spellStart"/>
       <w:r>
         <w:rPr>
           <w:rFonts w:ascii="HY헤드라인M" w:eastAsia="HY헤드라인M" w:hAnsi="HY헤드라인M" w:hint="eastAsia"/>
@@ -67,7 +66,6 @@
         </w:rPr>
         <w:t>문</w:t>
       </w:r>
-      <w:proofErr w:type="spellEnd"/>
     </w:p>
     <w:p>
       <w:pPr>
@@ -98,51 +96,7 @@
           <w:sz w:val="28"/>
           <w:szCs w:val="28"/>
         </w:rPr>
-        <w:t xml:space="preserve">, 배열에서의 반복문과 </w:t>
-      </w:r>
-      <w:proofErr w:type="spellStart"/>
-      <w:r>
-        <w:rPr>
-          <w:rFonts w:ascii="HY헤드라인M" w:eastAsia="HY헤드라인M" w:hAnsi="HY헤드라인M"/>
-          <w:b/>
-          <w:color w:val="984806" w:themeColor="accent6" w:themeShade="80"/>
-          <w:sz w:val="28"/>
-          <w:szCs w:val="28"/>
-        </w:rPr>
-        <w:t>forEach</w:t>
-      </w:r>
-      <w:proofErr w:type="spellEnd"/>
-      <w:r>
-        <w:rPr>
-          <w:rFonts w:ascii="HY헤드라인M" w:eastAsia="HY헤드라인M" w:hAnsi="HY헤드라인M"/>
-          <w:b/>
-          <w:color w:val="984806" w:themeColor="accent6" w:themeShade="80"/>
-          <w:sz w:val="28"/>
-          <w:szCs w:val="28"/>
-        </w:rPr>
-        <w:t xml:space="preserve">함수, </w:t>
-      </w:r>
-      <w:proofErr w:type="spellStart"/>
-      <w:r>
-        <w:rPr>
-          <w:rFonts w:ascii="HY헤드라인M" w:eastAsia="HY헤드라인M" w:hAnsi="HY헤드라인M"/>
-          <w:b/>
-          <w:color w:val="984806" w:themeColor="accent6" w:themeShade="80"/>
-          <w:sz w:val="28"/>
-          <w:szCs w:val="28"/>
-        </w:rPr>
-        <w:t>do~while</w:t>
-      </w:r>
-      <w:proofErr w:type="spellEnd"/>
-      <w:r>
-        <w:rPr>
-          <w:rFonts w:ascii="HY헤드라인M" w:eastAsia="HY헤드라인M" w:hAnsi="HY헤드라인M"/>
-          <w:b/>
-          <w:color w:val="984806" w:themeColor="accent6" w:themeShade="80"/>
-          <w:sz w:val="28"/>
-          <w:szCs w:val="28"/>
-        </w:rPr>
-        <w:t>문, while문</w:t>
+        <w:t>, 배열에서의 반복문과 forEach함수, do~while문, while문</w:t>
       </w:r>
     </w:p>
     <w:tbl>
@@ -233,7 +187,6 @@
                 <w:color w:val="984806" w:themeColor="accent6" w:themeShade="80"/>
               </w:rPr>
             </w:pPr>
-            <w:proofErr w:type="gramStart"/>
             <w:r>
               <w:rPr>
                 <w:rFonts w:ascii="맑은 고딕" w:eastAsia="맑은 고딕" w:hAnsi="맑은 고딕" w:cs="맑은 고딕" w:hint="eastAsia"/>
@@ -242,7 +195,6 @@
               </w:rPr>
               <w:t>do{</w:t>
             </w:r>
-            <w:proofErr w:type="gramEnd"/>
           </w:p>
           <w:p>
             <w:pPr>
@@ -308,7 +260,6 @@
                 <w:color w:val="984806" w:themeColor="accent6" w:themeShade="80"/>
               </w:rPr>
             </w:pPr>
-            <w:proofErr w:type="gramStart"/>
             <w:r>
               <w:rPr>
                 <w:rFonts w:ascii="맑은 고딕" w:eastAsia="맑은 고딕" w:hAnsi="맑은 고딕" w:cs="맑은 고딕" w:hint="eastAsia"/>
@@ -331,62 +282,7 @@
                 <w:b/>
                 <w:color w:val="984806" w:themeColor="accent6" w:themeShade="80"/>
               </w:rPr>
-              <w:t>값 ;</w:t>
-            </w:r>
-            <w:proofErr w:type="gramEnd"/>
-            <w:r>
-              <w:rPr>
-                <w:rFonts w:ascii="맑은 고딕" w:eastAsia="맑은 고딕" w:hAnsi="맑은 고딕" w:cs="맑은 고딕" w:hint="eastAsia"/>
-                <w:b/>
-                <w:color w:val="984806" w:themeColor="accent6" w:themeShade="80"/>
-              </w:rPr>
-              <w:t xml:space="preserve"> ②</w:t>
-            </w:r>
-            <w:proofErr w:type="spellStart"/>
-            <w:proofErr w:type="gramStart"/>
-            <w:r>
-              <w:rPr>
-                <w:rFonts w:ascii="맑은 고딕" w:eastAsia="맑은 고딕" w:hAnsi="맑은 고딕" w:cs="맑은 고딕" w:hint="eastAsia"/>
-                <w:b/>
-                <w:color w:val="984806" w:themeColor="accent6" w:themeShade="80"/>
-              </w:rPr>
-              <w:t>반복할조건</w:t>
-            </w:r>
-            <w:proofErr w:type="spellEnd"/>
-            <w:r>
-              <w:rPr>
-                <w:rFonts w:ascii="맑은 고딕" w:eastAsia="맑은 고딕" w:hAnsi="맑은 고딕" w:cs="맑은 고딕" w:hint="eastAsia"/>
-                <w:b/>
-                <w:color w:val="984806" w:themeColor="accent6" w:themeShade="80"/>
-              </w:rPr>
-              <w:t xml:space="preserve"> ;</w:t>
-            </w:r>
-            <w:proofErr w:type="gramEnd"/>
-            <w:r>
-              <w:rPr>
-                <w:rFonts w:ascii="맑은 고딕" w:eastAsia="맑은 고딕" w:hAnsi="맑은 고딕" w:cs="맑은 고딕" w:hint="eastAsia"/>
-                <w:b/>
-                <w:color w:val="984806" w:themeColor="accent6" w:themeShade="80"/>
-              </w:rPr>
-              <w:t xml:space="preserve"> ④</w:t>
-            </w:r>
-            <w:proofErr w:type="spellStart"/>
-            <w:r>
-              <w:rPr>
-                <w:rFonts w:ascii="맑은 고딕" w:eastAsia="맑은 고딕" w:hAnsi="맑은 고딕" w:cs="맑은 고딕" w:hint="eastAsia"/>
-                <w:b/>
-                <w:color w:val="984806" w:themeColor="accent6" w:themeShade="80"/>
-              </w:rPr>
-              <w:t>증감식</w:t>
-            </w:r>
-            <w:proofErr w:type="spellEnd"/>
-            <w:r>
-              <w:rPr>
-                <w:rFonts w:ascii="맑은 고딕" w:eastAsia="맑은 고딕" w:hAnsi="맑은 고딕" w:cs="맑은 고딕" w:hint="eastAsia"/>
-                <w:b/>
-                <w:color w:val="984806" w:themeColor="accent6" w:themeShade="80"/>
-              </w:rPr>
-              <w:t>){</w:t>
+              <w:t>값 ; ②반복할조건 ; ④증감식){</w:t>
             </w:r>
           </w:p>
           <w:p>
@@ -441,41 +337,13 @@
                 <w:color w:val="984806" w:themeColor="accent6" w:themeShade="80"/>
               </w:rPr>
             </w:pPr>
-            <w:proofErr w:type="gramStart"/>
             <w:r>
               <w:rPr>
                 <w:rFonts w:ascii="맑은 고딕" w:eastAsia="맑은 고딕" w:hAnsi="맑은 고딕" w:cs="맑은 고딕"/>
                 <w:b/>
                 <w:color w:val="984806" w:themeColor="accent6" w:themeShade="80"/>
               </w:rPr>
-              <w:t>for(</w:t>
-            </w:r>
-            <w:proofErr w:type="gramEnd"/>
-            <w:r>
-              <w:rPr>
-                <w:rFonts w:ascii="맑은 고딕" w:eastAsia="맑은 고딕" w:hAnsi="맑은 고딕" w:cs="맑은 고딕"/>
-                <w:b/>
-                <w:color w:val="984806" w:themeColor="accent6" w:themeShade="80"/>
-              </w:rPr>
-              <w:t xml:space="preserve">var </w:t>
-            </w:r>
-            <w:proofErr w:type="spellStart"/>
-            <w:r>
-              <w:rPr>
-                <w:rFonts w:ascii="맑은 고딕" w:eastAsia="맑은 고딕" w:hAnsi="맑은 고딕" w:cs="맑은 고딕"/>
-                <w:b/>
-                <w:color w:val="984806" w:themeColor="accent6" w:themeShade="80"/>
-              </w:rPr>
-              <w:t>idx</w:t>
-            </w:r>
-            <w:proofErr w:type="spellEnd"/>
-            <w:r>
-              <w:rPr>
-                <w:rFonts w:ascii="맑은 고딕" w:eastAsia="맑은 고딕" w:hAnsi="맑은 고딕" w:cs="맑은 고딕"/>
-                <w:b/>
-                <w:color w:val="984806" w:themeColor="accent6" w:themeShade="80"/>
-              </w:rPr>
-              <w:t xml:space="preserve"> </w:t>
+              <w:t xml:space="preserve">for(var idx </w:t>
             </w:r>
             <w:r>
               <w:rPr>
@@ -491,36 +359,8 @@
                 <w:b/>
                 <w:color w:val="984806" w:themeColor="accent6" w:themeShade="80"/>
               </w:rPr>
-              <w:t xml:space="preserve"> </w:t>
+              <w:t xml:space="preserve"> array){   }</w:t>
             </w:r>
-            <w:proofErr w:type="gramStart"/>
-            <w:r>
-              <w:rPr>
-                <w:rFonts w:ascii="맑은 고딕" w:eastAsia="맑은 고딕" w:hAnsi="맑은 고딕" w:cs="맑은 고딕"/>
-                <w:b/>
-                <w:color w:val="984806" w:themeColor="accent6" w:themeShade="80"/>
-              </w:rPr>
-              <w:t>array){</w:t>
-            </w:r>
-            <w:proofErr w:type="gramEnd"/>
-            <w:r>
-              <w:rPr>
-                <w:rFonts w:ascii="맑은 고딕" w:eastAsia="맑은 고딕" w:hAnsi="맑은 고딕" w:cs="맑은 고딕"/>
-                <w:b/>
-                <w:color w:val="984806" w:themeColor="accent6" w:themeShade="80"/>
-              </w:rPr>
-              <w:t xml:space="preserve"> </w:t>
-            </w:r>
-            <w:proofErr w:type="gramStart"/>
-            <w:r>
-              <w:rPr>
-                <w:rFonts w:ascii="맑은 고딕" w:eastAsia="맑은 고딕" w:hAnsi="맑은 고딕" w:cs="맑은 고딕"/>
-                <w:b/>
-                <w:color w:val="984806" w:themeColor="accent6" w:themeShade="80"/>
-              </w:rPr>
-              <w:t xml:space="preserve">  }</w:t>
-            </w:r>
-            <w:proofErr w:type="gramEnd"/>
           </w:p>
           <w:p>
             <w:pPr>
@@ -530,50 +370,14 @@
                 <w:color w:val="984806" w:themeColor="accent6" w:themeShade="80"/>
               </w:rPr>
             </w:pPr>
-            <w:proofErr w:type="gramStart"/>
             <w:r>
               <w:rPr>
                 <w:rFonts w:ascii="맑은 고딕" w:eastAsia="맑은 고딕" w:hAnsi="맑은 고딕" w:cs="맑은 고딕"/>
                 <w:b/>
                 <w:color w:val="984806" w:themeColor="accent6" w:themeShade="80"/>
               </w:rPr>
-              <w:t>for(</w:t>
+              <w:t>for(var data of array){  }</w:t>
             </w:r>
-            <w:proofErr w:type="gramEnd"/>
-            <w:r>
-              <w:rPr>
-                <w:rFonts w:ascii="맑은 고딕" w:eastAsia="맑은 고딕" w:hAnsi="맑은 고딕" w:cs="맑은 고딕"/>
-                <w:b/>
-                <w:color w:val="984806" w:themeColor="accent6" w:themeShade="80"/>
-              </w:rPr>
-              <w:t xml:space="preserve">var data </w:t>
-            </w:r>
-            <w:r>
-              <w:rPr>
-                <w:rFonts w:ascii="맑은 고딕" w:eastAsia="맑은 고딕" w:hAnsi="맑은 고딕" w:cs="맑은 고딕" w:hint="eastAsia"/>
-                <w:b/>
-                <w:color w:val="984806" w:themeColor="accent6" w:themeShade="80"/>
-              </w:rPr>
-              <w:t>of</w:t>
-            </w:r>
-            <w:r>
-              <w:rPr>
-                <w:rFonts w:ascii="맑은 고딕" w:eastAsia="맑은 고딕" w:hAnsi="맑은 고딕" w:cs="맑은 고딕"/>
-                <w:b/>
-                <w:color w:val="984806" w:themeColor="accent6" w:themeShade="80"/>
-              </w:rPr>
-              <w:t xml:space="preserve"> </w:t>
-            </w:r>
-            <w:proofErr w:type="gramStart"/>
-            <w:r>
-              <w:rPr>
-                <w:rFonts w:ascii="맑은 고딕" w:eastAsia="맑은 고딕" w:hAnsi="맑은 고딕" w:cs="맑은 고딕"/>
-                <w:b/>
-                <w:color w:val="984806" w:themeColor="accent6" w:themeShade="80"/>
-              </w:rPr>
-              <w:t>array){  }</w:t>
-            </w:r>
-            <w:proofErr w:type="gramEnd"/>
           </w:p>
         </w:tc>
       </w:tr>
@@ -593,33 +397,13 @@
                 <w:color w:val="984806" w:themeColor="accent6" w:themeShade="80"/>
               </w:rPr>
             </w:pPr>
-            <w:proofErr w:type="gramStart"/>
             <w:r>
               <w:rPr>
                 <w:rFonts w:ascii="맑은 고딕" w:eastAsia="맑은 고딕" w:hAnsi="맑은 고딕" w:cs="맑은 고딕" w:hint="eastAsia"/>
                 <w:b/>
                 <w:color w:val="984806" w:themeColor="accent6" w:themeShade="80"/>
               </w:rPr>
-              <w:t>배열변수.</w:t>
-            </w:r>
-            <w:proofErr w:type="spellStart"/>
-            <w:r>
-              <w:rPr>
-                <w:rFonts w:ascii="맑은 고딕" w:eastAsia="맑은 고딕" w:hAnsi="맑은 고딕" w:cs="맑은 고딕" w:hint="eastAsia"/>
-                <w:b/>
-                <w:color w:val="984806" w:themeColor="accent6" w:themeShade="80"/>
-              </w:rPr>
-              <w:t>forEach</w:t>
-            </w:r>
-            <w:proofErr w:type="spellEnd"/>
-            <w:proofErr w:type="gramEnd"/>
-            <w:r>
-              <w:rPr>
-                <w:rFonts w:ascii="맑은 고딕" w:eastAsia="맑은 고딕" w:hAnsi="맑은 고딕" w:cs="맑은 고딕" w:hint="eastAsia"/>
-                <w:b/>
-                <w:color w:val="984806" w:themeColor="accent6" w:themeShade="80"/>
-              </w:rPr>
-              <w:t>(function(data, index){</w:t>
+              <w:t>배열변수.forEach(function(data, index){</w:t>
             </w:r>
           </w:p>
           <w:p>
@@ -656,68 +440,6 @@
               <w:t>});</w:t>
             </w:r>
           </w:p>
-          <w:p>
-            <w:pPr>
-              <w:rPr>
-                <w:rFonts w:ascii="맑은 고딕" w:eastAsia="맑은 고딕" w:hAnsi="맑은 고딕" w:cs="맑은 고딕"/>
-                <w:b/>
-                <w:color w:val="D9D9D9" w:themeColor="background1" w:themeShade="D9"/>
-              </w:rPr>
-            </w:pPr>
-            <w:proofErr w:type="spellStart"/>
-            <w:r>
-              <w:rPr>
-                <w:rFonts w:ascii="맑은 고딕" w:eastAsia="맑은 고딕" w:hAnsi="맑은 고딕" w:cs="맑은 고딕" w:hint="eastAsia"/>
-                <w:b/>
-                <w:color w:val="D9D9D9" w:themeColor="background1" w:themeShade="D9"/>
-              </w:rPr>
-              <w:t>forEach</w:t>
-            </w:r>
-            <w:proofErr w:type="spellEnd"/>
-            <w:r>
-              <w:rPr>
-                <w:rFonts w:ascii="맑은 고딕" w:eastAsia="맑은 고딕" w:hAnsi="맑은 고딕" w:cs="맑은 고딕" w:hint="eastAsia"/>
-                <w:b/>
-                <w:color w:val="D9D9D9" w:themeColor="background1" w:themeShade="D9"/>
-              </w:rPr>
-              <w:t>(배열변수, function(data, index){</w:t>
-            </w:r>
-          </w:p>
-          <w:p>
-            <w:pPr>
-              <w:ind w:firstLineChars="400" w:firstLine="800"/>
-              <w:rPr>
-                <w:rFonts w:ascii="맑은 고딕" w:eastAsia="맑은 고딕" w:hAnsi="맑은 고딕" w:cs="맑은 고딕"/>
-                <w:b/>
-                <w:color w:val="D9D9D9" w:themeColor="background1" w:themeShade="D9"/>
-              </w:rPr>
-            </w:pPr>
-            <w:r>
-              <w:rPr>
-                <w:rFonts w:ascii="맑은 고딕" w:eastAsia="맑은 고딕" w:hAnsi="맑은 고딕" w:cs="맑은 고딕" w:hint="eastAsia"/>
-                <w:b/>
-                <w:color w:val="D9D9D9" w:themeColor="background1" w:themeShade="D9"/>
-              </w:rPr>
-              <w:t>첫번째 인덱스부터 끝 인덱스까지 반복할 명령문들;</w:t>
-            </w:r>
-          </w:p>
-          <w:p>
-            <w:pPr>
-              <w:rPr>
-                <w:rFonts w:ascii="맑은 고딕" w:eastAsia="맑은 고딕" w:hAnsi="맑은 고딕" w:cs="맑은 고딕"/>
-                <w:b/>
-                <w:color w:val="984806" w:themeColor="accent6" w:themeShade="80"/>
-              </w:rPr>
-            </w:pPr>
-            <w:r>
-              <w:rPr>
-                <w:rFonts w:ascii="맑은 고딕" w:eastAsia="맑은 고딕" w:hAnsi="맑은 고딕" w:cs="맑은 고딕" w:hint="eastAsia"/>
-                <w:b/>
-                <w:color w:val="D9D9D9" w:themeColor="background1" w:themeShade="D9"/>
-              </w:rPr>
-              <w:t>});</w:t>
-            </w:r>
-          </w:p>
         </w:tc>
       </w:tr>
     </w:tbl>
@@ -932,31 +654,7 @@
           <w:szCs w:val="19"/>
           <w:highlight w:val="white"/>
         </w:rPr>
-        <w:t xml:space="preserve"> () </w:t>
-      </w:r>
-      <w:proofErr w:type="gramStart"/>
-      <w:r>
-        <w:rPr>
-          <w:rFonts w:ascii="돋움체" w:hAnsi="돋움체" w:cs="돋움체"/>
-          <w:color w:val="000000"/>
-          <w:kern w:val="0"/>
-          <w:sz w:val="19"/>
-          <w:szCs w:val="19"/>
-          <w:highlight w:val="white"/>
-        </w:rPr>
-        <w:t>{ }</w:t>
-      </w:r>
-      <w:proofErr w:type="gramEnd"/>
-      <w:r>
-        <w:rPr>
-          <w:rFonts w:ascii="돋움체" w:hAnsi="돋움체" w:cs="돋움체"/>
-          <w:color w:val="000000"/>
-          <w:kern w:val="0"/>
-          <w:sz w:val="19"/>
-          <w:szCs w:val="19"/>
-          <w:highlight w:val="white"/>
-        </w:rPr>
-        <w:t>, {}, [273, 103]];</w:t>
+        <w:t xml:space="preserve"> () { }, {}, [273, 103]];</w:t>
       </w:r>
     </w:p>
     <w:p>
@@ -1011,31 +709,7 @@
           <w:highlight w:val="white"/>
         </w:rPr>
         <w:tab/>
-        <w:t>alert(</w:t>
-      </w:r>
-      <w:proofErr w:type="gramStart"/>
-      <w:r>
-        <w:rPr>
-          <w:rFonts w:ascii="돋움체" w:hAnsi="돋움체" w:cs="돋움체" w:hint="eastAsia"/>
-          <w:color w:val="000000"/>
-          <w:kern w:val="0"/>
-          <w:sz w:val="19"/>
-          <w:szCs w:val="19"/>
-          <w:highlight w:val="white"/>
-        </w:rPr>
-        <w:t>array[</w:t>
-      </w:r>
-      <w:proofErr w:type="gramEnd"/>
-      <w:r>
-        <w:rPr>
-          <w:rFonts w:ascii="돋움체" w:hAnsi="돋움체" w:cs="돋움체" w:hint="eastAsia"/>
-          <w:color w:val="000000"/>
-          <w:kern w:val="0"/>
-          <w:sz w:val="19"/>
-          <w:szCs w:val="19"/>
-          <w:highlight w:val="white"/>
-        </w:rPr>
-        <w:t>1]);</w:t>
+        <w:t>alert(array[1]);</w:t>
       </w:r>
     </w:p>
     <w:p>
@@ -1234,21 +908,8 @@
           <w:szCs w:val="19"/>
           <w:highlight w:val="white"/>
         </w:rPr>
-        <w:t xml:space="preserve">        </w:t>
-      </w:r>
-      <w:proofErr w:type="gramStart"/>
-      <w:r>
-        <w:rPr>
-          <w:rFonts w:ascii="돋움체" w:eastAsia="돋움체" w:hAnsi="돋움체" w:cs="돋움체"/>
-          <w:color w:val="000000"/>
-          <w:kern w:val="0"/>
-          <w:sz w:val="19"/>
-          <w:szCs w:val="19"/>
-          <w:highlight w:val="white"/>
-        </w:rPr>
-        <w:t>alert(</w:t>
-      </w:r>
-      <w:proofErr w:type="gramEnd"/>
+        <w:t xml:space="preserve">        alert(</w:t>
+      </w:r>
       <w:r>
         <w:rPr>
           <w:rFonts w:ascii="돋움체" w:eastAsia="돋움체" w:hAnsi="돋움체" w:cs="돋움체"/>
@@ -1258,68 +919,18 @@
           <w:szCs w:val="19"/>
           <w:highlight w:val="white"/>
         </w:rPr>
-        <w:t xml:space="preserve">'length of </w:t>
-      </w:r>
-      <w:proofErr w:type="gramStart"/>
+        <w:t>'length of array : '</w:t>
+      </w:r>
       <w:r>
         <w:rPr>
           <w:rFonts w:ascii="돋움체" w:eastAsia="돋움체" w:hAnsi="돋움체" w:cs="돋움체"/>
-          <w:color w:val="A31515"/>
-          <w:kern w:val="0"/>
-          <w:sz w:val="19"/>
-          <w:szCs w:val="19"/>
-          <w:highlight w:val="white"/>
-        </w:rPr>
-        <w:t>array :</w:t>
-      </w:r>
-      <w:proofErr w:type="gramEnd"/>
-      <w:r>
-        <w:rPr>
-          <w:rFonts w:ascii="돋움체" w:eastAsia="돋움체" w:hAnsi="돋움체" w:cs="돋움체"/>
-          <w:color w:val="A31515"/>
-          <w:kern w:val="0"/>
-          <w:sz w:val="19"/>
-          <w:szCs w:val="19"/>
-          <w:highlight w:val="white"/>
-        </w:rPr>
-        <w:t xml:space="preserve"> '</w:t>
-      </w:r>
-      <w:r>
-        <w:rPr>
-          <w:rFonts w:ascii="돋움체" w:eastAsia="돋움체" w:hAnsi="돋움체" w:cs="돋움체"/>
-          <w:color w:val="000000"/>
-          <w:kern w:val="0"/>
-          <w:sz w:val="19"/>
-          <w:szCs w:val="19"/>
-          <w:highlight w:val="white"/>
-        </w:rPr>
-        <w:t xml:space="preserve"> + </w:t>
-      </w:r>
-      <w:proofErr w:type="spellStart"/>
-      <w:proofErr w:type="gramStart"/>
-      <w:r>
-        <w:rPr>
-          <w:rFonts w:ascii="돋움체" w:eastAsia="돋움체" w:hAnsi="돋움체" w:cs="돋움체"/>
-          <w:color w:val="000000"/>
-          <w:kern w:val="0"/>
-          <w:sz w:val="19"/>
-          <w:szCs w:val="19"/>
-          <w:highlight w:val="white"/>
-        </w:rPr>
-        <w:t>array.length</w:t>
-      </w:r>
-      <w:proofErr w:type="spellEnd"/>
-      <w:proofErr w:type="gramEnd"/>
-      <w:r>
-        <w:rPr>
-          <w:rFonts w:ascii="돋움체" w:eastAsia="돋움체" w:hAnsi="돋움체" w:cs="돋움체"/>
-          <w:color w:val="000000"/>
-          <w:kern w:val="0"/>
-          <w:sz w:val="19"/>
-          <w:szCs w:val="19"/>
-          <w:highlight w:val="white"/>
-        </w:rPr>
-        <w:t>);</w:t>
+          <w:color w:val="000000"/>
+          <w:kern w:val="0"/>
+          <w:sz w:val="19"/>
+          <w:szCs w:val="19"/>
+          <w:highlight w:val="white"/>
+        </w:rPr>
+        <w:t xml:space="preserve"> + array.length);</w:t>
       </w:r>
     </w:p>
     <w:p>
@@ -1346,107 +957,7 @@
           <w:szCs w:val="19"/>
           <w:highlight w:val="white"/>
         </w:rPr>
-        <w:t xml:space="preserve">        </w:t>
-      </w:r>
-      <w:proofErr w:type="spellStart"/>
-      <w:proofErr w:type="gramStart"/>
-      <w:r>
-        <w:rPr>
-          <w:rFonts w:ascii="돋움체" w:eastAsia="돋움체" w:hAnsi="돋움체" w:cs="돋움체"/>
-          <w:color w:val="000000"/>
-          <w:kern w:val="0"/>
-          <w:sz w:val="19"/>
-          <w:szCs w:val="19"/>
-          <w:highlight w:val="white"/>
-        </w:rPr>
-        <w:t>array.push</w:t>
-      </w:r>
-      <w:proofErr w:type="spellEnd"/>
-      <w:proofErr w:type="gramEnd"/>
-      <w:r>
-        <w:rPr>
-          <w:rFonts w:ascii="돋움체" w:eastAsia="돋움체" w:hAnsi="돋움체" w:cs="돋움체"/>
-          <w:color w:val="000000"/>
-          <w:kern w:val="0"/>
-          <w:sz w:val="19"/>
-          <w:szCs w:val="19"/>
-          <w:highlight w:val="white"/>
-        </w:rPr>
-        <w:t>(5)</w:t>
-      </w:r>
-      <w:proofErr w:type="gramStart"/>
-      <w:r>
-        <w:rPr>
-          <w:rFonts w:ascii="돋움체" w:eastAsia="돋움체" w:hAnsi="돋움체" w:cs="돋움체"/>
-          <w:color w:val="000000"/>
-          <w:kern w:val="0"/>
-          <w:sz w:val="19"/>
-          <w:szCs w:val="19"/>
-          <w:highlight w:val="white"/>
-        </w:rPr>
-        <w:t>; /</w:t>
-      </w:r>
-      <w:proofErr w:type="gramEnd"/>
-      <w:r>
-        <w:rPr>
-          <w:rFonts w:ascii="돋움체" w:eastAsia="돋움체" w:hAnsi="돋움체" w:cs="돋움체"/>
-          <w:color w:val="000000"/>
-          <w:kern w:val="0"/>
-          <w:sz w:val="19"/>
-          <w:szCs w:val="19"/>
-          <w:highlight w:val="white"/>
-        </w:rPr>
-        <w:t xml:space="preserve">/ </w:t>
-      </w:r>
-      <w:proofErr w:type="spellStart"/>
-      <w:r>
-        <w:rPr>
-          <w:rFonts w:ascii="돋움체" w:eastAsia="돋움체" w:hAnsi="돋움체" w:cs="돋움체"/>
-          <w:color w:val="000000"/>
-          <w:kern w:val="0"/>
-          <w:sz w:val="19"/>
-          <w:szCs w:val="19"/>
-          <w:highlight w:val="white"/>
-        </w:rPr>
-        <w:t>arrray</w:t>
-      </w:r>
-      <w:proofErr w:type="spellEnd"/>
-      <w:r>
-        <w:rPr>
-          <w:rFonts w:ascii="돋움체" w:eastAsia="돋움체" w:hAnsi="돋움체" w:cs="돋움체"/>
-          <w:color w:val="000000"/>
-          <w:kern w:val="0"/>
-          <w:sz w:val="19"/>
-          <w:szCs w:val="19"/>
-          <w:highlight w:val="white"/>
-        </w:rPr>
-        <w:t>[</w:t>
-      </w:r>
-      <w:proofErr w:type="spellStart"/>
-      <w:proofErr w:type="gramStart"/>
-      <w:r>
-        <w:rPr>
-          <w:rFonts w:ascii="돋움체" w:eastAsia="돋움체" w:hAnsi="돋움체" w:cs="돋움체"/>
-          <w:color w:val="000000"/>
-          <w:kern w:val="0"/>
-          <w:sz w:val="19"/>
-          <w:szCs w:val="19"/>
-          <w:highlight w:val="white"/>
-        </w:rPr>
-        <w:t>array.lenth</w:t>
-      </w:r>
-      <w:proofErr w:type="spellEnd"/>
-      <w:proofErr w:type="gramEnd"/>
-      <w:r>
-        <w:rPr>
-          <w:rFonts w:ascii="돋움체" w:eastAsia="돋움체" w:hAnsi="돋움체" w:cs="돋움체"/>
-          <w:color w:val="000000"/>
-          <w:kern w:val="0"/>
-          <w:sz w:val="19"/>
-          <w:szCs w:val="19"/>
-          <w:highlight w:val="white"/>
-        </w:rPr>
-        <w:t xml:space="preserve">] = 5; </w:t>
+        <w:t xml:space="preserve">        array.push(5); // arrray[array.lenth] = 5; </w:t>
       </w:r>
       <w:r>
         <w:rPr>
@@ -1529,9 +1040,19 @@
           <w:highlight w:val="white"/>
         </w:rPr>
         <w:tab/>
-      </w:r>
-      <w:proofErr w:type="spellStart"/>
-      <w:proofErr w:type="gramStart"/>
+        <w:t xml:space="preserve">array.unshift(-1);  // </w:t>
+      </w:r>
+      <w:r>
+        <w:rPr>
+          <w:rFonts w:ascii="돋움체" w:eastAsia="돋움체" w:hAnsi="돋움체" w:cs="돋움체" w:hint="eastAsia"/>
+          <w:color w:val="000000"/>
+          <w:kern w:val="0"/>
+          <w:sz w:val="19"/>
+          <w:szCs w:val="19"/>
+          <w:highlight w:val="white"/>
+        </w:rPr>
+        <w:t xml:space="preserve">배열 제일 앞에 값을 추가 </w:t>
+      </w:r>
       <w:r>
         <w:rPr>
           <w:rFonts w:ascii="돋움체" w:eastAsia="돋움체" w:hAnsi="돋움체" w:cs="돋움체"/>
@@ -1541,32 +1062,7 @@
           <w:szCs w:val="19"/>
           <w:highlight w:val="white"/>
         </w:rPr>
-        <w:t>array.unshift</w:t>
-      </w:r>
-      <w:proofErr w:type="spellEnd"/>
-      <w:proofErr w:type="gramEnd"/>
-      <w:r>
-        <w:rPr>
-          <w:rFonts w:ascii="돋움체" w:eastAsia="돋움체" w:hAnsi="돋움체" w:cs="돋움체"/>
-          <w:color w:val="000000"/>
-          <w:kern w:val="0"/>
-          <w:sz w:val="19"/>
-          <w:szCs w:val="19"/>
-          <w:highlight w:val="white"/>
-        </w:rPr>
-        <w:t>(-1</w:t>
-      </w:r>
-      <w:proofErr w:type="gramStart"/>
-      <w:r>
-        <w:rPr>
-          <w:rFonts w:ascii="돋움체" w:eastAsia="돋움체" w:hAnsi="돋움체" w:cs="돋움체"/>
-          <w:color w:val="000000"/>
-          <w:kern w:val="0"/>
-          <w:sz w:val="19"/>
-          <w:szCs w:val="19"/>
-          <w:highlight w:val="white"/>
-        </w:rPr>
-        <w:t xml:space="preserve">);  // </w:t>
+        <w:t xml:space="preserve">cf. </w:t>
       </w:r>
       <w:r>
         <w:rPr>
@@ -1577,65 +1073,7 @@
           <w:szCs w:val="19"/>
           <w:highlight w:val="white"/>
         </w:rPr>
-        <w:t>배열</w:t>
-      </w:r>
-      <w:proofErr w:type="gramEnd"/>
-      <w:r>
-        <w:rPr>
-          <w:rFonts w:ascii="돋움체" w:eastAsia="돋움체" w:hAnsi="돋움체" w:cs="돋움체" w:hint="eastAsia"/>
-          <w:color w:val="000000"/>
-          <w:kern w:val="0"/>
-          <w:sz w:val="19"/>
-          <w:szCs w:val="19"/>
-          <w:highlight w:val="white"/>
-        </w:rPr>
-        <w:t xml:space="preserve"> 제일 앞에 값을 추가 </w:t>
-      </w:r>
-      <w:r>
-        <w:rPr>
-          <w:rFonts w:ascii="돋움체" w:eastAsia="돋움체" w:hAnsi="돋움체" w:cs="돋움체"/>
-          <w:color w:val="000000"/>
-          <w:kern w:val="0"/>
-          <w:sz w:val="19"/>
-          <w:szCs w:val="19"/>
-          <w:highlight w:val="white"/>
-        </w:rPr>
-        <w:t xml:space="preserve">cf. </w:t>
-      </w:r>
-      <w:r>
-        <w:rPr>
-          <w:rFonts w:ascii="돋움체" w:eastAsia="돋움체" w:hAnsi="돋움체" w:cs="돋움체" w:hint="eastAsia"/>
-          <w:color w:val="000000"/>
-          <w:kern w:val="0"/>
-          <w:sz w:val="19"/>
-          <w:szCs w:val="19"/>
-          <w:highlight w:val="white"/>
-        </w:rPr>
-        <w:t xml:space="preserve"> 앞 인덱스 값 </w:t>
-      </w:r>
-      <w:proofErr w:type="spellStart"/>
-      <w:r>
-        <w:rPr>
-          <w:rFonts w:ascii="돋움체" w:eastAsia="돋움체" w:hAnsi="돋움체" w:cs="돋움체" w:hint="eastAsia"/>
-          <w:color w:val="000000"/>
-          <w:kern w:val="0"/>
-          <w:sz w:val="19"/>
-          <w:szCs w:val="19"/>
-          <w:highlight w:val="white"/>
-        </w:rPr>
-        <w:t>제거시</w:t>
-      </w:r>
-      <w:proofErr w:type="spellEnd"/>
-      <w:r>
-        <w:rPr>
-          <w:rFonts w:ascii="돋움체" w:eastAsia="돋움체" w:hAnsi="돋움체" w:cs="돋움체" w:hint="eastAsia"/>
-          <w:color w:val="000000"/>
-          <w:kern w:val="0"/>
-          <w:sz w:val="19"/>
-          <w:szCs w:val="19"/>
-          <w:highlight w:val="white"/>
-        </w:rPr>
-        <w:t xml:space="preserve"> </w:t>
+        <w:t xml:space="preserve"> 앞 인덱스 값 제거시 </w:t>
       </w:r>
       <w:r>
         <w:rPr>
@@ -1684,31 +1122,7 @@
           <w:szCs w:val="19"/>
           <w:highlight w:val="white"/>
         </w:rPr>
-        <w:t xml:space="preserve">'5 push </w:t>
-      </w:r>
-      <w:proofErr w:type="gramStart"/>
-      <w:r>
-        <w:rPr>
-          <w:rFonts w:ascii="돋움체" w:eastAsia="돋움체" w:hAnsi="돋움체" w:cs="돋움체"/>
-          <w:color w:val="A31515"/>
-          <w:kern w:val="0"/>
-          <w:sz w:val="19"/>
-          <w:szCs w:val="19"/>
-          <w:highlight w:val="white"/>
-        </w:rPr>
-        <w:t>후 :</w:t>
-      </w:r>
-      <w:proofErr w:type="gramEnd"/>
-      <w:r>
-        <w:rPr>
-          <w:rFonts w:ascii="돋움체" w:eastAsia="돋움체" w:hAnsi="돋움체" w:cs="돋움체"/>
-          <w:color w:val="A31515"/>
-          <w:kern w:val="0"/>
-          <w:sz w:val="19"/>
-          <w:szCs w:val="19"/>
-          <w:highlight w:val="white"/>
-        </w:rPr>
-        <w:t xml:space="preserve"> '</w:t>
+        <w:t>'5 push 후 : '</w:t>
       </w:r>
       <w:r>
         <w:rPr>
@@ -1757,68 +1171,18 @@
           <w:szCs w:val="19"/>
           <w:highlight w:val="white"/>
         </w:rPr>
-        <w:t xml:space="preserve">'5 push 후 length of </w:t>
-      </w:r>
-      <w:proofErr w:type="gramStart"/>
+        <w:t>'5 push 후 length of array : '</w:t>
+      </w:r>
       <w:r>
         <w:rPr>
           <w:rFonts w:ascii="돋움체" w:eastAsia="돋움체" w:hAnsi="돋움체" w:cs="돋움체"/>
-          <w:color w:val="A31515"/>
-          <w:kern w:val="0"/>
-          <w:sz w:val="19"/>
-          <w:szCs w:val="19"/>
-          <w:highlight w:val="white"/>
-        </w:rPr>
-        <w:t>array :</w:t>
-      </w:r>
-      <w:proofErr w:type="gramEnd"/>
-      <w:r>
-        <w:rPr>
-          <w:rFonts w:ascii="돋움체" w:eastAsia="돋움체" w:hAnsi="돋움체" w:cs="돋움체"/>
-          <w:color w:val="A31515"/>
-          <w:kern w:val="0"/>
-          <w:sz w:val="19"/>
-          <w:szCs w:val="19"/>
-          <w:highlight w:val="white"/>
-        </w:rPr>
-        <w:t xml:space="preserve"> '</w:t>
-      </w:r>
-      <w:r>
-        <w:rPr>
-          <w:rFonts w:ascii="돋움체" w:eastAsia="돋움체" w:hAnsi="돋움체" w:cs="돋움체"/>
-          <w:color w:val="000000"/>
-          <w:kern w:val="0"/>
-          <w:sz w:val="19"/>
-          <w:szCs w:val="19"/>
-          <w:highlight w:val="white"/>
-        </w:rPr>
-        <w:t xml:space="preserve"> + </w:t>
-      </w:r>
-      <w:proofErr w:type="spellStart"/>
-      <w:proofErr w:type="gramStart"/>
-      <w:r>
-        <w:rPr>
-          <w:rFonts w:ascii="돋움체" w:eastAsia="돋움체" w:hAnsi="돋움체" w:cs="돋움체"/>
-          <w:color w:val="000000"/>
-          <w:kern w:val="0"/>
-          <w:sz w:val="19"/>
-          <w:szCs w:val="19"/>
-          <w:highlight w:val="white"/>
-        </w:rPr>
-        <w:t>array.length</w:t>
-      </w:r>
-      <w:proofErr w:type="spellEnd"/>
-      <w:proofErr w:type="gramEnd"/>
-      <w:r>
-        <w:rPr>
-          <w:rFonts w:ascii="돋움체" w:eastAsia="돋움체" w:hAnsi="돋움체" w:cs="돋움체"/>
-          <w:color w:val="000000"/>
-          <w:kern w:val="0"/>
-          <w:sz w:val="19"/>
-          <w:szCs w:val="19"/>
-          <w:highlight w:val="white"/>
-        </w:rPr>
-        <w:t>);</w:t>
+          <w:color w:val="000000"/>
+          <w:kern w:val="0"/>
+          <w:sz w:val="19"/>
+          <w:szCs w:val="19"/>
+          <w:highlight w:val="white"/>
+        </w:rPr>
+        <w:t xml:space="preserve"> + array.length);</w:t>
       </w:r>
     </w:p>
     <w:p>
@@ -1855,63 +1219,17 @@
           <w:sz w:val="19"/>
           <w:szCs w:val="19"/>
         </w:rPr>
-        <w:t xml:space="preserve">'3이 배열에 있는지 </w:t>
-      </w:r>
-      <w:proofErr w:type="gramStart"/>
+        <w:t>'3이 배열에 있는지 여부 :'</w:t>
+      </w:r>
       <w:r>
         <w:rPr>
           <w:rFonts w:ascii="돋움체" w:eastAsia="돋움체" w:hAnsi="돋움체" w:cs="굴림"/>
-          <w:color w:val="A31515"/>
-          <w:kern w:val="0"/>
-          <w:sz w:val="19"/>
-          <w:szCs w:val="19"/>
-        </w:rPr>
-        <w:t>여부 :</w:t>
-      </w:r>
-      <w:proofErr w:type="gramEnd"/>
-      <w:r>
-        <w:rPr>
-          <w:rFonts w:ascii="돋움체" w:eastAsia="돋움체" w:hAnsi="돋움체" w:cs="굴림"/>
-          <w:color w:val="A31515"/>
-          <w:kern w:val="0"/>
-          <w:sz w:val="19"/>
-          <w:szCs w:val="19"/>
-        </w:rPr>
-        <w:t>'</w:t>
-      </w:r>
-      <w:r>
-        <w:rPr>
-          <w:rFonts w:ascii="돋움체" w:eastAsia="돋움체" w:hAnsi="돋움체" w:cs="굴림"/>
-          <w:color w:val="000000"/>
-          <w:kern w:val="0"/>
-          <w:sz w:val="19"/>
-          <w:szCs w:val="19"/>
-        </w:rPr>
-        <w:t xml:space="preserve"> + </w:t>
-      </w:r>
-      <w:proofErr w:type="spellStart"/>
-      <w:proofErr w:type="gramStart"/>
-      <w:r>
-        <w:rPr>
-          <w:rFonts w:ascii="돋움체" w:eastAsia="돋움체" w:hAnsi="돋움체" w:cs="굴림"/>
-          <w:color w:val="000000"/>
-          <w:kern w:val="0"/>
-          <w:sz w:val="19"/>
-          <w:szCs w:val="19"/>
-        </w:rPr>
-        <w:t>array.includes</w:t>
-      </w:r>
-      <w:proofErr w:type="spellEnd"/>
-      <w:proofErr w:type="gramEnd"/>
-      <w:r>
-        <w:rPr>
-          <w:rFonts w:ascii="돋움체" w:eastAsia="돋움체" w:hAnsi="돋움체" w:cs="굴림"/>
-          <w:color w:val="000000"/>
-          <w:kern w:val="0"/>
-          <w:sz w:val="19"/>
-          <w:szCs w:val="19"/>
-        </w:rPr>
-        <w:t>(</w:t>
+          <w:color w:val="000000"/>
+          <w:kern w:val="0"/>
+          <w:sz w:val="19"/>
+          <w:szCs w:val="19"/>
+        </w:rPr>
+        <w:t xml:space="preserve"> + array.includes(</w:t>
       </w:r>
       <w:r>
         <w:rPr>
@@ -2115,31 +1433,7 @@
           <w:szCs w:val="19"/>
           <w:highlight w:val="white"/>
         </w:rPr>
-        <w:t>'</w:t>
-      </w:r>
-      <w:proofErr w:type="spellStart"/>
-      <w:r>
-        <w:rPr>
-          <w:rFonts w:ascii="돋움체" w:hAnsi="돋움체" w:cs="돋움체"/>
-          <w:color w:val="A31515"/>
-          <w:kern w:val="0"/>
-          <w:sz w:val="19"/>
-          <w:szCs w:val="19"/>
-          <w:highlight w:val="white"/>
-        </w:rPr>
-        <w:t>abcde</w:t>
-      </w:r>
-      <w:proofErr w:type="spellEnd"/>
-      <w:r>
-        <w:rPr>
-          <w:rFonts w:ascii="돋움체" w:hAnsi="돋움체" w:cs="돋움체"/>
-          <w:color w:val="A31515"/>
-          <w:kern w:val="0"/>
-          <w:sz w:val="19"/>
-          <w:szCs w:val="19"/>
-          <w:highlight w:val="white"/>
-        </w:rPr>
-        <w:t>'</w:t>
+        <w:t>'abcde'</w:t>
       </w:r>
       <w:r>
         <w:rPr>
@@ -2177,21 +1471,8 @@
           <w:szCs w:val="19"/>
           <w:highlight w:val="white"/>
         </w:rPr>
-        <w:t xml:space="preserve">        </w:t>
-      </w:r>
-      <w:proofErr w:type="gramStart"/>
-      <w:r>
-        <w:rPr>
-          <w:rFonts w:ascii="돋움체" w:hAnsi="돋움체" w:cs="돋움체"/>
-          <w:color w:val="000000"/>
-          <w:kern w:val="0"/>
-          <w:sz w:val="19"/>
-          <w:szCs w:val="19"/>
-          <w:highlight w:val="white"/>
-        </w:rPr>
-        <w:t>alert(</w:t>
-      </w:r>
-      <w:proofErr w:type="gramEnd"/>
+        <w:t xml:space="preserve">        alert(</w:t>
+      </w:r>
       <w:r>
         <w:rPr>
           <w:rFonts w:ascii="돋움체" w:hAnsi="돋움체" w:cs="돋움체"/>
@@ -2201,68 +1482,18 @@
           <w:szCs w:val="19"/>
           <w:highlight w:val="white"/>
         </w:rPr>
-        <w:t xml:space="preserve">'length of </w:t>
-      </w:r>
-      <w:proofErr w:type="gramStart"/>
-      <w:r>
-        <w:rPr>
-          <w:rFonts w:ascii="돋움체" w:hAnsi="돋움체" w:cs="돋움체"/>
-          <w:color w:val="A31515"/>
-          <w:kern w:val="0"/>
-          <w:sz w:val="19"/>
-          <w:szCs w:val="19"/>
-          <w:highlight w:val="white"/>
-        </w:rPr>
-        <w:t>array :</w:t>
-      </w:r>
-      <w:proofErr w:type="gramEnd"/>
-      <w:r>
-        <w:rPr>
-          <w:rFonts w:ascii="돋움체" w:hAnsi="돋움체" w:cs="돋움체"/>
-          <w:color w:val="A31515"/>
-          <w:kern w:val="0"/>
-          <w:sz w:val="19"/>
-          <w:szCs w:val="19"/>
-          <w:highlight w:val="white"/>
-        </w:rPr>
-        <w:t xml:space="preserve"> '</w:t>
-      </w:r>
-      <w:r>
-        <w:rPr>
-          <w:rFonts w:ascii="돋움체" w:hAnsi="돋움체" w:cs="돋움체"/>
-          <w:color w:val="000000"/>
-          <w:kern w:val="0"/>
-          <w:sz w:val="19"/>
-          <w:szCs w:val="19"/>
-          <w:highlight w:val="white"/>
-        </w:rPr>
-        <w:t xml:space="preserve"> + </w:t>
-      </w:r>
-      <w:proofErr w:type="spellStart"/>
-      <w:proofErr w:type="gramStart"/>
-      <w:r>
-        <w:rPr>
-          <w:rFonts w:ascii="돋움체" w:hAnsi="돋움체" w:cs="돋움체"/>
-          <w:color w:val="000000"/>
-          <w:kern w:val="0"/>
-          <w:sz w:val="19"/>
-          <w:szCs w:val="19"/>
-          <w:highlight w:val="white"/>
-        </w:rPr>
-        <w:t>a.length</w:t>
-      </w:r>
-      <w:proofErr w:type="spellEnd"/>
-      <w:proofErr w:type="gramEnd"/>
-      <w:r>
-        <w:rPr>
-          <w:rFonts w:ascii="돋움체" w:hAnsi="돋움체" w:cs="돋움체"/>
-          <w:color w:val="000000"/>
-          <w:kern w:val="0"/>
-          <w:sz w:val="19"/>
-          <w:szCs w:val="19"/>
-          <w:highlight w:val="white"/>
-        </w:rPr>
-        <w:t>);</w:t>
+        <w:t>'length of array : '</w:t>
+      </w:r>
+      <w:r>
+        <w:rPr>
+          <w:rFonts w:ascii="돋움체" w:hAnsi="돋움체" w:cs="돋움체"/>
+          <w:color w:val="000000"/>
+          <w:kern w:val="0"/>
+          <w:sz w:val="19"/>
+          <w:szCs w:val="19"/>
+          <w:highlight w:val="white"/>
+        </w:rPr>
+        <w:t xml:space="preserve"> + a.length);</w:t>
       </w:r>
     </w:p>
     <w:p>
@@ -2289,31 +1520,7 @@
           <w:szCs w:val="19"/>
           <w:highlight w:val="white"/>
         </w:rPr>
-        <w:t xml:space="preserve">        alert(</w:t>
-      </w:r>
-      <w:proofErr w:type="gramStart"/>
-      <w:r>
-        <w:rPr>
-          <w:rFonts w:ascii="돋움체" w:hAnsi="돋움체" w:cs="돋움체"/>
-          <w:color w:val="000000"/>
-          <w:kern w:val="0"/>
-          <w:sz w:val="19"/>
-          <w:szCs w:val="19"/>
-          <w:highlight w:val="white"/>
-        </w:rPr>
-        <w:t>a[</w:t>
-      </w:r>
-      <w:proofErr w:type="gramEnd"/>
-      <w:r>
-        <w:rPr>
-          <w:rFonts w:ascii="돋움체" w:hAnsi="돋움체" w:cs="돋움체"/>
-          <w:color w:val="000000"/>
-          <w:kern w:val="0"/>
-          <w:sz w:val="19"/>
-          <w:szCs w:val="19"/>
-          <w:highlight w:val="white"/>
-        </w:rPr>
-        <w:t>0]);</w:t>
+        <w:t xml:space="preserve">        alert(a[0]);</w:t>
       </w:r>
     </w:p>
     <w:p>
@@ -2340,151 +1547,7 @@
           <w:szCs w:val="19"/>
           <w:highlight w:val="white"/>
         </w:rPr>
-        <w:t xml:space="preserve">        alert(</w:t>
-      </w:r>
-      <w:proofErr w:type="gramStart"/>
-      <w:r>
-        <w:rPr>
-          <w:rFonts w:ascii="돋움체" w:hAnsi="돋움체" w:cs="돋움체"/>
-          <w:color w:val="000000"/>
-          <w:kern w:val="0"/>
-          <w:sz w:val="19"/>
-          <w:szCs w:val="19"/>
-          <w:highlight w:val="white"/>
-        </w:rPr>
-        <w:t>a[</w:t>
-      </w:r>
-      <w:proofErr w:type="gramEnd"/>
-      <w:r>
-        <w:rPr>
-          <w:rFonts w:ascii="돋움체" w:hAnsi="돋움체" w:cs="돋움체"/>
-          <w:color w:val="000000"/>
-          <w:kern w:val="0"/>
-          <w:sz w:val="19"/>
-          <w:szCs w:val="19"/>
-          <w:highlight w:val="white"/>
-        </w:rPr>
-        <w:t xml:space="preserve">0] + </w:t>
-      </w:r>
-      <w:proofErr w:type="gramStart"/>
-      <w:r>
-        <w:rPr>
-          <w:rFonts w:ascii="돋움체" w:hAnsi="돋움체" w:cs="돋움체"/>
-          <w:color w:val="000000"/>
-          <w:kern w:val="0"/>
-          <w:sz w:val="19"/>
-          <w:szCs w:val="19"/>
-          <w:highlight w:val="white"/>
-        </w:rPr>
-        <w:t>a[</w:t>
-      </w:r>
-      <w:proofErr w:type="gramEnd"/>
-      <w:r>
-        <w:rPr>
-          <w:rFonts w:ascii="돋움체" w:hAnsi="돋움체" w:cs="돋움체"/>
-          <w:color w:val="000000"/>
-          <w:kern w:val="0"/>
-          <w:sz w:val="19"/>
-          <w:szCs w:val="19"/>
-          <w:highlight w:val="white"/>
-        </w:rPr>
-        <w:t xml:space="preserve">1] + </w:t>
-      </w:r>
-      <w:proofErr w:type="gramStart"/>
-      <w:r>
-        <w:rPr>
-          <w:rFonts w:ascii="돋움체" w:hAnsi="돋움체" w:cs="돋움체"/>
-          <w:color w:val="000000"/>
-          <w:kern w:val="0"/>
-          <w:sz w:val="19"/>
-          <w:szCs w:val="19"/>
-          <w:highlight w:val="white"/>
-        </w:rPr>
-        <w:t>a[</w:t>
-      </w:r>
-      <w:proofErr w:type="gramEnd"/>
-      <w:r>
-        <w:rPr>
-          <w:rFonts w:ascii="돋움체" w:hAnsi="돋움체" w:cs="돋움체"/>
-          <w:color w:val="000000"/>
-          <w:kern w:val="0"/>
-          <w:sz w:val="19"/>
-          <w:szCs w:val="19"/>
-          <w:highlight w:val="white"/>
-        </w:rPr>
-        <w:t xml:space="preserve">2] + </w:t>
-      </w:r>
-      <w:proofErr w:type="gramStart"/>
-      <w:r>
-        <w:rPr>
-          <w:rFonts w:ascii="돋움체" w:hAnsi="돋움체" w:cs="돋움체"/>
-          <w:color w:val="000000"/>
-          <w:kern w:val="0"/>
-          <w:sz w:val="19"/>
-          <w:szCs w:val="19"/>
-          <w:highlight w:val="white"/>
-        </w:rPr>
-        <w:t>a[</w:t>
-      </w:r>
-      <w:proofErr w:type="gramEnd"/>
-      <w:r>
-        <w:rPr>
-          <w:rFonts w:ascii="돋움체" w:hAnsi="돋움체" w:cs="돋움체"/>
-          <w:color w:val="000000"/>
-          <w:kern w:val="0"/>
-          <w:sz w:val="19"/>
-          <w:szCs w:val="19"/>
-          <w:highlight w:val="white"/>
-        </w:rPr>
-        <w:t xml:space="preserve">3] + </w:t>
-      </w:r>
-      <w:proofErr w:type="gramStart"/>
-      <w:r>
-        <w:rPr>
-          <w:rFonts w:ascii="돋움체" w:hAnsi="돋움체" w:cs="돋움체"/>
-          <w:color w:val="000000"/>
-          <w:kern w:val="0"/>
-          <w:sz w:val="19"/>
-          <w:szCs w:val="19"/>
-          <w:highlight w:val="white"/>
-        </w:rPr>
-        <w:t>a[</w:t>
-      </w:r>
-      <w:proofErr w:type="gramEnd"/>
-      <w:r>
-        <w:rPr>
-          <w:rFonts w:ascii="돋움체" w:hAnsi="돋움체" w:cs="돋움체"/>
-          <w:color w:val="000000"/>
-          <w:kern w:val="0"/>
-          <w:sz w:val="19"/>
-          <w:szCs w:val="19"/>
-          <w:highlight w:val="white"/>
-        </w:rPr>
-        <w:t xml:space="preserve">4] + </w:t>
-      </w:r>
-      <w:proofErr w:type="gramStart"/>
-      <w:r>
-        <w:rPr>
-          <w:rFonts w:ascii="돋움체" w:hAnsi="돋움체" w:cs="돋움체"/>
-          <w:color w:val="000000"/>
-          <w:kern w:val="0"/>
-          <w:sz w:val="19"/>
-          <w:szCs w:val="19"/>
-          <w:highlight w:val="white"/>
-        </w:rPr>
-        <w:t>a[</w:t>
-      </w:r>
-      <w:proofErr w:type="gramEnd"/>
-      <w:r>
-        <w:rPr>
-          <w:rFonts w:ascii="돋움체" w:hAnsi="돋움체" w:cs="돋움체"/>
-          <w:color w:val="000000"/>
-          <w:kern w:val="0"/>
-          <w:sz w:val="19"/>
-          <w:szCs w:val="19"/>
-          <w:highlight w:val="white"/>
-        </w:rPr>
-        <w:t>5]);</w:t>
+        <w:t xml:space="preserve">        alert(a[0] + a[1] + a[2] + a[3] + a[4] + a[5]);</w:t>
       </w:r>
     </w:p>
     <w:p>
@@ -2551,16 +1614,8 @@
         <w:rPr>
           <w:rFonts w:hint="eastAsia"/>
         </w:rPr>
-        <w:t xml:space="preserve">while </w:t>
-      </w:r>
-      <w:proofErr w:type="spellStart"/>
-      <w:r>
-        <w:rPr>
-          <w:rFonts w:hint="eastAsia"/>
-        </w:rPr>
-        <w:t>반복문</w:t>
-      </w:r>
-      <w:proofErr w:type="spellEnd"/>
+        <w:t>while 반복문</w:t>
+      </w:r>
     </w:p>
     <w:p>
       <w:pPr>
@@ -2577,35 +1632,7 @@
         <w:rPr>
           <w:rFonts w:hint="eastAsia"/>
         </w:rPr>
-        <w:t xml:space="preserve"> 1초동안 while문이 </w:t>
-      </w:r>
-      <w:proofErr w:type="spellStart"/>
-      <w:r>
-        <w:rPr>
-          <w:rFonts w:hint="eastAsia"/>
-        </w:rPr>
-        <w:t>몇번</w:t>
-      </w:r>
-      <w:proofErr w:type="spellEnd"/>
-      <w:r>
-        <w:rPr>
-          <w:rFonts w:hint="eastAsia"/>
-        </w:rPr>
-        <w:t xml:space="preserve"> 반복되는지 출력하는 자바스크립트 코드를 </w:t>
-      </w:r>
-      <w:proofErr w:type="spellStart"/>
-      <w:r>
-        <w:rPr>
-          <w:rFonts w:hint="eastAsia"/>
-        </w:rPr>
-        <w:t>구현하시오</w:t>
-      </w:r>
-      <w:proofErr w:type="spellEnd"/>
-      <w:r>
-        <w:rPr>
-          <w:rFonts w:hint="eastAsia"/>
-        </w:rPr>
-        <w:t>.</w:t>
+        <w:t xml:space="preserve"> 1초동안 while문이 몇번 반복되는지 출력하는 자바스크립트 코드를 구현하시오.</w:t>
       </w:r>
     </w:p>
     <w:p>
@@ -2633,7 +1660,6 @@
           <w:szCs w:val="19"/>
           <w:highlight w:val="white"/>
         </w:rPr>
-        <w:lastRenderedPageBreak/>
         <w:t>&lt;</w:t>
       </w:r>
       <w:r>
@@ -2756,31 +1782,7 @@
           <w:szCs w:val="19"/>
           <w:highlight w:val="white"/>
         </w:rPr>
-        <w:t xml:space="preserve"> </w:t>
-      </w:r>
-      <w:proofErr w:type="spellStart"/>
-      <w:r>
-        <w:rPr>
-          <w:rFonts w:ascii="돋움체" w:hAnsi="돋움체" w:cs="돋움체"/>
-          <w:color w:val="000000"/>
-          <w:kern w:val="0"/>
-          <w:sz w:val="19"/>
-          <w:szCs w:val="19"/>
-          <w:highlight w:val="white"/>
-        </w:rPr>
-        <w:t>startTime</w:t>
-      </w:r>
-      <w:proofErr w:type="spellEnd"/>
-      <w:r>
-        <w:rPr>
-          <w:rFonts w:ascii="돋움체" w:hAnsi="돋움체" w:cs="돋움체"/>
-          <w:color w:val="000000"/>
-          <w:kern w:val="0"/>
-          <w:sz w:val="19"/>
-          <w:szCs w:val="19"/>
-          <w:highlight w:val="white"/>
-        </w:rPr>
-        <w:t xml:space="preserve"> = </w:t>
+        <w:t xml:space="preserve"> startTime = </w:t>
       </w:r>
       <w:r>
         <w:rPr>
@@ -2802,44 +1804,7 @@
           <w:szCs w:val="19"/>
           <w:highlight w:val="white"/>
         </w:rPr>
-        <w:t xml:space="preserve"> Date(</w:t>
-      </w:r>
-      <w:proofErr w:type="gramStart"/>
-      <w:r>
-        <w:rPr>
-          <w:rFonts w:ascii="돋움체" w:hAnsi="돋움체" w:cs="돋움체"/>
-          <w:color w:val="000000"/>
-          <w:kern w:val="0"/>
-          <w:sz w:val="19"/>
-          <w:szCs w:val="19"/>
-          <w:highlight w:val="white"/>
-        </w:rPr>
-        <w:t>).</w:t>
-      </w:r>
-      <w:proofErr w:type="spellStart"/>
-      <w:r>
-        <w:rPr>
-          <w:rFonts w:ascii="돋움체" w:hAnsi="돋움체" w:cs="돋움체"/>
-          <w:color w:val="000000"/>
-          <w:kern w:val="0"/>
-          <w:sz w:val="19"/>
-          <w:szCs w:val="19"/>
-          <w:highlight w:val="white"/>
-        </w:rPr>
-        <w:t>getTime</w:t>
-      </w:r>
-      <w:proofErr w:type="spellEnd"/>
-      <w:proofErr w:type="gramEnd"/>
-      <w:r>
-        <w:rPr>
-          <w:rFonts w:ascii="돋움체" w:hAnsi="돋움체" w:cs="돋움체"/>
-          <w:color w:val="000000"/>
-          <w:kern w:val="0"/>
-          <w:sz w:val="19"/>
-          <w:szCs w:val="19"/>
-          <w:highlight w:val="white"/>
-        </w:rPr>
-        <w:t>();</w:t>
+        <w:t xml:space="preserve"> Date().getTime();</w:t>
       </w:r>
     </w:p>
     <w:p>
@@ -2911,68 +1876,7 @@
           <w:szCs w:val="19"/>
           <w:highlight w:val="white"/>
         </w:rPr>
-        <w:t xml:space="preserve"> Date(</w:t>
-      </w:r>
-      <w:proofErr w:type="gramStart"/>
-      <w:r>
-        <w:rPr>
-          <w:rFonts w:ascii="돋움체" w:hAnsi="돋움체" w:cs="돋움체"/>
-          <w:color w:val="000000"/>
-          <w:kern w:val="0"/>
-          <w:sz w:val="19"/>
-          <w:szCs w:val="19"/>
-          <w:highlight w:val="white"/>
-        </w:rPr>
-        <w:t>).</w:t>
-      </w:r>
-      <w:proofErr w:type="spellStart"/>
-      <w:r>
-        <w:rPr>
-          <w:rFonts w:ascii="돋움체" w:hAnsi="돋움체" w:cs="돋움체"/>
-          <w:color w:val="000000"/>
-          <w:kern w:val="0"/>
-          <w:sz w:val="19"/>
-          <w:szCs w:val="19"/>
-          <w:highlight w:val="white"/>
-        </w:rPr>
-        <w:t>getTime</w:t>
-      </w:r>
-      <w:proofErr w:type="spellEnd"/>
-      <w:proofErr w:type="gramEnd"/>
-      <w:r>
-        <w:rPr>
-          <w:rFonts w:ascii="돋움체" w:hAnsi="돋움체" w:cs="돋움체"/>
-          <w:color w:val="000000"/>
-          <w:kern w:val="0"/>
-          <w:sz w:val="19"/>
-          <w:szCs w:val="19"/>
-          <w:highlight w:val="white"/>
-        </w:rPr>
-        <w:t xml:space="preserve">() &lt; </w:t>
-      </w:r>
-      <w:proofErr w:type="spellStart"/>
-      <w:r>
-        <w:rPr>
-          <w:rFonts w:ascii="돋움체" w:hAnsi="돋움체" w:cs="돋움체"/>
-          <w:color w:val="000000"/>
-          <w:kern w:val="0"/>
-          <w:sz w:val="19"/>
-          <w:szCs w:val="19"/>
-          <w:highlight w:val="white"/>
-        </w:rPr>
-        <w:t>startTime</w:t>
-      </w:r>
-      <w:proofErr w:type="spellEnd"/>
-      <w:r>
-        <w:rPr>
-          <w:rFonts w:ascii="돋움체" w:hAnsi="돋움체" w:cs="돋움체"/>
-          <w:color w:val="000000"/>
-          <w:kern w:val="0"/>
-          <w:sz w:val="19"/>
-          <w:szCs w:val="19"/>
-          <w:highlight w:val="white"/>
-        </w:rPr>
-        <w:t xml:space="preserve"> + 1000) {</w:t>
+        <w:t xml:space="preserve"> Date().getTime() &lt; startTime + 1000) {</w:t>
       </w:r>
     </w:p>
     <w:p>
@@ -3000,6 +1904,7 @@
           <w:szCs w:val="19"/>
           <w:highlight w:val="white"/>
         </w:rPr>
+        <w:lastRenderedPageBreak/>
         <w:t xml:space="preserve">            value++;</w:t>
       </w:r>
     </w:p>
@@ -3123,16 +2028,8 @@
         <w:rPr>
           <w:rFonts w:hint="eastAsia"/>
         </w:rPr>
-        <w:t xml:space="preserve">do while </w:t>
-      </w:r>
-      <w:proofErr w:type="spellStart"/>
-      <w:r>
-        <w:rPr>
-          <w:rFonts w:hint="eastAsia"/>
-        </w:rPr>
-        <w:t>반복문</w:t>
-      </w:r>
-      <w:proofErr w:type="spellEnd"/>
+        <w:t>do while 반복문</w:t>
+      </w:r>
     </w:p>
     <w:p>
       <w:pPr>
@@ -3341,7 +2238,6 @@
         </w:rPr>
         <w:t xml:space="preserve"> </w:t>
       </w:r>
-      <w:proofErr w:type="spellStart"/>
       <w:r>
         <w:rPr>
           <w:rFonts w:ascii="돋움체" w:hAnsi="돋움체" w:cs="돋움체"/>
@@ -3353,7 +2249,6 @@
         </w:rPr>
         <w:t>반복문</w:t>
       </w:r>
-      <w:proofErr w:type="spellEnd"/>
       <w:r>
         <w:rPr>
           <w:rFonts w:ascii="돋움체" w:hAnsi="돋움체" w:cs="돋움체"/>
@@ -3862,129 +2757,7 @@
           <w:szCs w:val="19"/>
           <w:highlight w:val="white"/>
         </w:rPr>
-        <w:t xml:space="preserve"> </w:t>
-      </w:r>
-      <w:proofErr w:type="spellStart"/>
-      <w:r>
-        <w:rPr>
-          <w:rFonts w:ascii="돋움체" w:hAnsi="돋움체" w:cs="돋움체"/>
-          <w:color w:val="000000"/>
-          <w:kern w:val="0"/>
-          <w:sz w:val="19"/>
-          <w:szCs w:val="19"/>
-          <w:highlight w:val="white"/>
-        </w:rPr>
-        <w:t>i</w:t>
-      </w:r>
-      <w:proofErr w:type="spellEnd"/>
-      <w:r>
-        <w:rPr>
-          <w:rFonts w:ascii="돋움체" w:hAnsi="돋움체" w:cs="돋움체"/>
-          <w:color w:val="000000"/>
-          <w:kern w:val="0"/>
-          <w:sz w:val="19"/>
-          <w:szCs w:val="19"/>
-          <w:highlight w:val="white"/>
-        </w:rPr>
-        <w:t xml:space="preserve"> = </w:t>
-      </w:r>
-      <w:proofErr w:type="gramStart"/>
-      <w:r>
-        <w:rPr>
-          <w:rFonts w:ascii="돋움체" w:hAnsi="돋움체" w:cs="돋움체"/>
-          <w:color w:val="000000"/>
-          <w:kern w:val="0"/>
-          <w:sz w:val="19"/>
-          <w:szCs w:val="19"/>
-          <w:highlight w:val="white"/>
-        </w:rPr>
-        <w:t>0 ;</w:t>
-      </w:r>
-      <w:proofErr w:type="gramEnd"/>
-      <w:r>
-        <w:rPr>
-          <w:rFonts w:ascii="돋움체" w:hAnsi="돋움체" w:cs="돋움체"/>
-          <w:color w:val="000000"/>
-          <w:kern w:val="0"/>
-          <w:sz w:val="19"/>
-          <w:szCs w:val="19"/>
-          <w:highlight w:val="white"/>
-        </w:rPr>
-        <w:t xml:space="preserve"> </w:t>
-      </w:r>
-      <w:proofErr w:type="spellStart"/>
-      <w:r>
-        <w:rPr>
-          <w:rFonts w:ascii="돋움체" w:hAnsi="돋움체" w:cs="돋움체"/>
-          <w:color w:val="000000"/>
-          <w:kern w:val="0"/>
-          <w:sz w:val="19"/>
-          <w:szCs w:val="19"/>
-          <w:highlight w:val="white"/>
-        </w:rPr>
-        <w:t>i</w:t>
-      </w:r>
-      <w:proofErr w:type="spellEnd"/>
-      <w:r>
-        <w:rPr>
-          <w:rFonts w:ascii="돋움체" w:hAnsi="돋움체" w:cs="돋움체"/>
-          <w:color w:val="000000"/>
-          <w:kern w:val="0"/>
-          <w:sz w:val="19"/>
-          <w:szCs w:val="19"/>
-          <w:highlight w:val="white"/>
-        </w:rPr>
-        <w:t xml:space="preserve"> &lt; </w:t>
-      </w:r>
-      <w:proofErr w:type="spellStart"/>
-      <w:proofErr w:type="gramStart"/>
-      <w:r>
-        <w:rPr>
-          <w:rFonts w:ascii="돋움체" w:hAnsi="돋움체" w:cs="돋움체"/>
-          <w:color w:val="000000"/>
-          <w:kern w:val="0"/>
-          <w:sz w:val="19"/>
-          <w:szCs w:val="19"/>
-          <w:highlight w:val="white"/>
-        </w:rPr>
-        <w:t>array.length</w:t>
-      </w:r>
-      <w:proofErr w:type="spellEnd"/>
-      <w:proofErr w:type="gramEnd"/>
-      <w:r>
-        <w:rPr>
-          <w:rFonts w:ascii="돋움체" w:hAnsi="돋움체" w:cs="돋움체"/>
-          <w:color w:val="000000"/>
-          <w:kern w:val="0"/>
-          <w:sz w:val="19"/>
-          <w:szCs w:val="19"/>
-          <w:highlight w:val="white"/>
-        </w:rPr>
-        <w:t xml:space="preserve">; </w:t>
-      </w:r>
-      <w:proofErr w:type="spellStart"/>
-      <w:r>
-        <w:rPr>
-          <w:rFonts w:ascii="돋움체" w:hAnsi="돋움체" w:cs="돋움체"/>
-          <w:color w:val="000000"/>
-          <w:kern w:val="0"/>
-          <w:sz w:val="19"/>
-          <w:szCs w:val="19"/>
-          <w:highlight w:val="white"/>
-        </w:rPr>
-        <w:t>i</w:t>
-      </w:r>
-      <w:proofErr w:type="spellEnd"/>
-      <w:r>
-        <w:rPr>
-          <w:rFonts w:ascii="돋움체" w:hAnsi="돋움체" w:cs="돋움체"/>
-          <w:color w:val="000000"/>
-          <w:kern w:val="0"/>
-          <w:sz w:val="19"/>
-          <w:szCs w:val="19"/>
-          <w:highlight w:val="white"/>
-        </w:rPr>
-        <w:t>++) {</w:t>
+        <w:t xml:space="preserve"> i = 0 ; i &lt; array.length; i++) {</w:t>
       </w:r>
     </w:p>
     <w:p>
@@ -4011,31 +2784,7 @@
           <w:szCs w:val="19"/>
           <w:highlight w:val="white"/>
         </w:rPr>
-        <w:t xml:space="preserve">            alert(array[</w:t>
-      </w:r>
-      <w:proofErr w:type="spellStart"/>
-      <w:r>
-        <w:rPr>
-          <w:rFonts w:ascii="돋움체" w:hAnsi="돋움체" w:cs="돋움체"/>
-          <w:color w:val="000000"/>
-          <w:kern w:val="0"/>
-          <w:sz w:val="19"/>
-          <w:szCs w:val="19"/>
-          <w:highlight w:val="white"/>
-        </w:rPr>
-        <w:t>i</w:t>
-      </w:r>
-      <w:proofErr w:type="spellEnd"/>
-      <w:r>
-        <w:rPr>
-          <w:rFonts w:ascii="돋움체" w:hAnsi="돋움체" w:cs="돋움체"/>
-          <w:color w:val="000000"/>
-          <w:kern w:val="0"/>
-          <w:sz w:val="19"/>
-          <w:szCs w:val="19"/>
-          <w:highlight w:val="white"/>
-        </w:rPr>
-        <w:t>]);</w:t>
+        <w:t xml:space="preserve">            alert(array[i]);</w:t>
       </w:r>
     </w:p>
     <w:p>
@@ -4133,129 +2882,7 @@
           <w:szCs w:val="19"/>
           <w:highlight w:val="white"/>
         </w:rPr>
-        <w:t xml:space="preserve"> </w:t>
-      </w:r>
-      <w:proofErr w:type="spellStart"/>
-      <w:r>
-        <w:rPr>
-          <w:rFonts w:ascii="돋움체" w:hAnsi="돋움체" w:cs="돋움체"/>
-          <w:color w:val="000000"/>
-          <w:kern w:val="0"/>
-          <w:sz w:val="19"/>
-          <w:szCs w:val="19"/>
-          <w:highlight w:val="white"/>
-        </w:rPr>
-        <w:t>i</w:t>
-      </w:r>
-      <w:proofErr w:type="spellEnd"/>
-      <w:r>
-        <w:rPr>
-          <w:rFonts w:ascii="돋움체" w:hAnsi="돋움체" w:cs="돋움체"/>
-          <w:color w:val="000000"/>
-          <w:kern w:val="0"/>
-          <w:sz w:val="19"/>
-          <w:szCs w:val="19"/>
-          <w:highlight w:val="white"/>
-        </w:rPr>
-        <w:t xml:space="preserve"> = </w:t>
-      </w:r>
-      <w:proofErr w:type="spellStart"/>
-      <w:proofErr w:type="gramStart"/>
-      <w:r>
-        <w:rPr>
-          <w:rFonts w:ascii="돋움체" w:hAnsi="돋움체" w:cs="돋움체"/>
-          <w:color w:val="000000"/>
-          <w:kern w:val="0"/>
-          <w:sz w:val="19"/>
-          <w:szCs w:val="19"/>
-          <w:highlight w:val="white"/>
-        </w:rPr>
-        <w:t>array.length</w:t>
-      </w:r>
-      <w:proofErr w:type="spellEnd"/>
-      <w:proofErr w:type="gramEnd"/>
-      <w:r>
-        <w:rPr>
-          <w:rFonts w:ascii="돋움체" w:hAnsi="돋움체" w:cs="돋움체"/>
-          <w:color w:val="000000"/>
-          <w:kern w:val="0"/>
-          <w:sz w:val="19"/>
-          <w:szCs w:val="19"/>
-          <w:highlight w:val="white"/>
-        </w:rPr>
-        <w:t xml:space="preserve"> - 1; </w:t>
-      </w:r>
-      <w:proofErr w:type="spellStart"/>
-      <w:r>
-        <w:rPr>
-          <w:rFonts w:ascii="돋움체" w:hAnsi="돋움체" w:cs="돋움체"/>
-          <w:color w:val="000000"/>
-          <w:kern w:val="0"/>
-          <w:sz w:val="19"/>
-          <w:szCs w:val="19"/>
-          <w:highlight w:val="white"/>
-        </w:rPr>
-        <w:t>i</w:t>
-      </w:r>
-      <w:proofErr w:type="spellEnd"/>
-      <w:r>
-        <w:rPr>
-          <w:rFonts w:ascii="돋움체" w:hAnsi="돋움체" w:cs="돋움체"/>
-          <w:color w:val="000000"/>
-          <w:kern w:val="0"/>
-          <w:sz w:val="19"/>
-          <w:szCs w:val="19"/>
-          <w:highlight w:val="white"/>
-        </w:rPr>
-        <w:t xml:space="preserve"> &gt;= </w:t>
-      </w:r>
-      <w:proofErr w:type="gramStart"/>
-      <w:r>
-        <w:rPr>
-          <w:rFonts w:ascii="돋움체" w:hAnsi="돋움체" w:cs="돋움체"/>
-          <w:color w:val="000000"/>
-          <w:kern w:val="0"/>
-          <w:sz w:val="19"/>
-          <w:szCs w:val="19"/>
-          <w:highlight w:val="white"/>
-        </w:rPr>
-        <w:t>0 ;</w:t>
-      </w:r>
-      <w:proofErr w:type="gramEnd"/>
-      <w:r>
-        <w:rPr>
-          <w:rFonts w:ascii="돋움체" w:hAnsi="돋움체" w:cs="돋움체"/>
-          <w:color w:val="000000"/>
-          <w:kern w:val="0"/>
-          <w:sz w:val="19"/>
-          <w:szCs w:val="19"/>
-          <w:highlight w:val="white"/>
-        </w:rPr>
-        <w:t xml:space="preserve"> </w:t>
-      </w:r>
-      <w:proofErr w:type="spellStart"/>
-      <w:r>
-        <w:rPr>
-          <w:rFonts w:ascii="돋움체" w:hAnsi="돋움체" w:cs="돋움체"/>
-          <w:color w:val="000000"/>
-          <w:kern w:val="0"/>
-          <w:sz w:val="19"/>
-          <w:szCs w:val="19"/>
-          <w:highlight w:val="white"/>
-        </w:rPr>
-        <w:t>i</w:t>
-      </w:r>
-      <w:proofErr w:type="spellEnd"/>
-      <w:r>
-        <w:rPr>
-          <w:rFonts w:ascii="돋움체" w:hAnsi="돋움체" w:cs="돋움체"/>
-          <w:color w:val="000000"/>
-          <w:kern w:val="0"/>
-          <w:sz w:val="19"/>
-          <w:szCs w:val="19"/>
-          <w:highlight w:val="white"/>
-        </w:rPr>
-        <w:t>--) {</w:t>
+        <w:t xml:space="preserve"> i = array.length - 1; i &gt;= 0 ; i--) {</w:t>
       </w:r>
     </w:p>
     <w:p>
@@ -4282,31 +2909,7 @@
           <w:szCs w:val="19"/>
           <w:highlight w:val="white"/>
         </w:rPr>
-        <w:t xml:space="preserve">            alert(array[</w:t>
-      </w:r>
-      <w:proofErr w:type="spellStart"/>
-      <w:r>
-        <w:rPr>
-          <w:rFonts w:ascii="돋움체" w:hAnsi="돋움체" w:cs="돋움체"/>
-          <w:color w:val="000000"/>
-          <w:kern w:val="0"/>
-          <w:sz w:val="19"/>
-          <w:szCs w:val="19"/>
-          <w:highlight w:val="white"/>
-        </w:rPr>
-        <w:t>i</w:t>
-      </w:r>
-      <w:proofErr w:type="spellEnd"/>
-      <w:r>
-        <w:rPr>
-          <w:rFonts w:ascii="돋움체" w:hAnsi="돋움체" w:cs="돋움체"/>
-          <w:color w:val="000000"/>
-          <w:kern w:val="0"/>
-          <w:sz w:val="19"/>
-          <w:szCs w:val="19"/>
-          <w:highlight w:val="white"/>
-        </w:rPr>
-        <w:t>]);</w:t>
+        <w:t xml:space="preserve">            alert(array[i]);</w:t>
       </w:r>
     </w:p>
     <w:p>
@@ -4543,31 +3146,7 @@
           <w:szCs w:val="19"/>
           <w:highlight w:val="white"/>
         </w:rPr>
-        <w:t xml:space="preserve"> </w:t>
-      </w:r>
-      <w:proofErr w:type="spellStart"/>
-      <w:r>
-        <w:rPr>
-          <w:rFonts w:ascii="돋움체" w:hAnsi="돋움체" w:cs="돋움체"/>
-          <w:color w:val="000000"/>
-          <w:kern w:val="0"/>
-          <w:sz w:val="19"/>
-          <w:szCs w:val="19"/>
-          <w:highlight w:val="white"/>
-        </w:rPr>
-        <w:t>startTime</w:t>
-      </w:r>
-      <w:proofErr w:type="spellEnd"/>
-      <w:r>
-        <w:rPr>
-          <w:rFonts w:ascii="돋움체" w:hAnsi="돋움체" w:cs="돋움체"/>
-          <w:color w:val="000000"/>
-          <w:kern w:val="0"/>
-          <w:sz w:val="19"/>
-          <w:szCs w:val="19"/>
-          <w:highlight w:val="white"/>
-        </w:rPr>
-        <w:t xml:space="preserve"> = </w:t>
+        <w:t xml:space="preserve"> startTime = </w:t>
       </w:r>
       <w:r>
         <w:rPr>
@@ -4589,44 +3168,7 @@
           <w:szCs w:val="19"/>
           <w:highlight w:val="white"/>
         </w:rPr>
-        <w:t xml:space="preserve"> Date(</w:t>
-      </w:r>
-      <w:proofErr w:type="gramStart"/>
-      <w:r>
-        <w:rPr>
-          <w:rFonts w:ascii="돋움체" w:hAnsi="돋움체" w:cs="돋움체"/>
-          <w:color w:val="000000"/>
-          <w:kern w:val="0"/>
-          <w:sz w:val="19"/>
-          <w:szCs w:val="19"/>
-          <w:highlight w:val="white"/>
-        </w:rPr>
-        <w:t>).</w:t>
-      </w:r>
-      <w:proofErr w:type="spellStart"/>
-      <w:r>
-        <w:rPr>
-          <w:rFonts w:ascii="돋움체" w:hAnsi="돋움체" w:cs="돋움체"/>
-          <w:color w:val="000000"/>
-          <w:kern w:val="0"/>
-          <w:sz w:val="19"/>
-          <w:szCs w:val="19"/>
-          <w:highlight w:val="white"/>
-        </w:rPr>
-        <w:t>getTime</w:t>
-      </w:r>
-      <w:proofErr w:type="spellEnd"/>
-      <w:proofErr w:type="gramEnd"/>
-      <w:r>
-        <w:rPr>
-          <w:rFonts w:ascii="돋움체" w:hAnsi="돋움체" w:cs="돋움체"/>
-          <w:color w:val="000000"/>
-          <w:kern w:val="0"/>
-          <w:sz w:val="19"/>
-          <w:szCs w:val="19"/>
-          <w:highlight w:val="white"/>
-        </w:rPr>
-        <w:t>();</w:t>
+        <w:t xml:space="preserve"> Date().getTime();</w:t>
       </w:r>
     </w:p>
     <w:p>
@@ -4697,31 +3239,7 @@
           <w:szCs w:val="19"/>
           <w:highlight w:val="white"/>
         </w:rPr>
-        <w:t xml:space="preserve"> CPS = </w:t>
-      </w:r>
-      <w:proofErr w:type="gramStart"/>
-      <w:r>
-        <w:rPr>
-          <w:rFonts w:ascii="돋움체" w:hAnsi="돋움체" w:cs="돋움체"/>
-          <w:color w:val="000000"/>
-          <w:kern w:val="0"/>
-          <w:sz w:val="19"/>
-          <w:szCs w:val="19"/>
-          <w:highlight w:val="white"/>
-        </w:rPr>
-        <w:t>0 ;</w:t>
-      </w:r>
-      <w:proofErr w:type="gramEnd"/>
-      <w:r>
-        <w:rPr>
-          <w:rFonts w:ascii="돋움체" w:hAnsi="돋움체" w:cs="돋움체"/>
-          <w:color w:val="000000"/>
-          <w:kern w:val="0"/>
-          <w:sz w:val="19"/>
-          <w:szCs w:val="19"/>
-          <w:highlight w:val="white"/>
-        </w:rPr>
-        <w:t xml:space="preserve"> </w:t>
+        <w:t xml:space="preserve"> CPS = 0 ; </w:t>
       </w:r>
       <w:r>
         <w:rPr>
@@ -4743,106 +3261,8 @@
           <w:szCs w:val="19"/>
           <w:highlight w:val="white"/>
         </w:rPr>
-        <w:t xml:space="preserve"> Date(</w:t>
-      </w:r>
-      <w:proofErr w:type="gramStart"/>
-      <w:r>
-        <w:rPr>
-          <w:rFonts w:ascii="돋움체" w:hAnsi="돋움체" w:cs="돋움체"/>
-          <w:color w:val="000000"/>
-          <w:kern w:val="0"/>
-          <w:sz w:val="19"/>
-          <w:szCs w:val="19"/>
-          <w:highlight w:val="white"/>
-        </w:rPr>
-        <w:t>).</w:t>
-      </w:r>
-      <w:proofErr w:type="spellStart"/>
-      <w:r>
-        <w:rPr>
-          <w:rFonts w:ascii="돋움체" w:hAnsi="돋움체" w:cs="돋움체"/>
-          <w:color w:val="000000"/>
-          <w:kern w:val="0"/>
-          <w:sz w:val="19"/>
-          <w:szCs w:val="19"/>
-          <w:highlight w:val="white"/>
-        </w:rPr>
-        <w:t>getTime</w:t>
-      </w:r>
-      <w:proofErr w:type="spellEnd"/>
-      <w:proofErr w:type="gramEnd"/>
-      <w:r>
-        <w:rPr>
-          <w:rFonts w:ascii="돋움체" w:hAnsi="돋움체" w:cs="돋움체"/>
-          <w:color w:val="000000"/>
-          <w:kern w:val="0"/>
-          <w:sz w:val="19"/>
-          <w:szCs w:val="19"/>
-          <w:highlight w:val="white"/>
-        </w:rPr>
-        <w:t xml:space="preserve">() &lt; </w:t>
-      </w:r>
-      <w:proofErr w:type="spellStart"/>
-      <w:r>
-        <w:rPr>
-          <w:rFonts w:ascii="돋움체" w:hAnsi="돋움체" w:cs="돋움체"/>
-          <w:color w:val="000000"/>
-          <w:kern w:val="0"/>
-          <w:sz w:val="19"/>
-          <w:szCs w:val="19"/>
-          <w:highlight w:val="white"/>
-        </w:rPr>
-        <w:t>startTime</w:t>
-      </w:r>
-      <w:proofErr w:type="spellEnd"/>
-      <w:r>
-        <w:rPr>
-          <w:rFonts w:ascii="돋움체" w:hAnsi="돋움체" w:cs="돋움체"/>
-          <w:color w:val="000000"/>
-          <w:kern w:val="0"/>
-          <w:sz w:val="19"/>
-          <w:szCs w:val="19"/>
-          <w:highlight w:val="white"/>
-        </w:rPr>
-        <w:t xml:space="preserve"> + </w:t>
-      </w:r>
-      <w:proofErr w:type="gramStart"/>
-      <w:r>
-        <w:rPr>
-          <w:rFonts w:ascii="돋움체" w:hAnsi="돋움체" w:cs="돋움체"/>
-          <w:color w:val="000000"/>
-          <w:kern w:val="0"/>
-          <w:sz w:val="19"/>
-          <w:szCs w:val="19"/>
-          <w:highlight w:val="white"/>
-        </w:rPr>
-        <w:t>1000 ;</w:t>
-      </w:r>
-      <w:proofErr w:type="gramEnd"/>
-      <w:r>
-        <w:rPr>
-          <w:rFonts w:ascii="돋움체" w:hAnsi="돋움체" w:cs="돋움체"/>
-          <w:color w:val="000000"/>
-          <w:kern w:val="0"/>
-          <w:sz w:val="19"/>
-          <w:szCs w:val="19"/>
-          <w:highlight w:val="white"/>
-        </w:rPr>
-        <w:t xml:space="preserve"> CPS++) </w:t>
-      </w:r>
-      <w:proofErr w:type="gramStart"/>
-      <w:r>
-        <w:rPr>
-          <w:rFonts w:ascii="돋움체" w:hAnsi="돋움체" w:cs="돋움체"/>
-          <w:color w:val="000000"/>
-          <w:kern w:val="0"/>
-          <w:sz w:val="19"/>
-          <w:szCs w:val="19"/>
-          <w:highlight w:val="white"/>
-        </w:rPr>
-        <w:t>{ }</w:t>
-      </w:r>
-      <w:proofErr w:type="gramEnd"/>
+        <w:t xml:space="preserve"> Date().getTime() &lt; startTime + 1000 ; CPS++) { }</w:t>
+      </w:r>
     </w:p>
     <w:p>
       <w:pPr>
@@ -4925,7 +3345,6 @@
         </w:rPr>
         <w:t xml:space="preserve"> </w:t>
       </w:r>
-      <w:proofErr w:type="gramStart"/>
       <w:r>
         <w:rPr>
           <w:rFonts w:ascii="돋움체" w:hAnsi="돋움체" w:cs="돋움체"/>
@@ -4946,19 +3365,7 @@
           <w:szCs w:val="19"/>
           <w:highlight w:val="white"/>
         </w:rPr>
-        <w:t xml:space="preserve"> :</w:t>
-      </w:r>
-      <w:proofErr w:type="gramEnd"/>
-      <w:r>
-        <w:rPr>
-          <w:rFonts w:ascii="돋움체" w:hAnsi="돋움체" w:cs="돋움체"/>
-          <w:color w:val="A31515"/>
-          <w:kern w:val="0"/>
-          <w:sz w:val="19"/>
-          <w:szCs w:val="19"/>
-          <w:highlight w:val="white"/>
-        </w:rPr>
-        <w:t xml:space="preserve"> '</w:t>
+        <w:t xml:space="preserve"> : '</w:t>
       </w:r>
       <w:r>
         <w:rPr>
@@ -5041,16 +3448,8 @@
         <w:rPr>
           <w:rFonts w:hint="eastAsia"/>
         </w:rPr>
-        <w:t xml:space="preserve">for in </w:t>
-      </w:r>
-      <w:proofErr w:type="spellStart"/>
-      <w:r>
-        <w:rPr>
-          <w:rFonts w:hint="eastAsia"/>
-        </w:rPr>
-        <w:t>반복문</w:t>
-      </w:r>
-      <w:proofErr w:type="spellEnd"/>
+        <w:t>for in 반복문</w:t>
+      </w:r>
     </w:p>
     <w:p>
       <w:pPr>
@@ -5062,7 +3461,6 @@
         <w:spacing w:after="0"/>
         <w:ind w:leftChars="0"/>
       </w:pPr>
-      <w:proofErr w:type="gramStart"/>
       <w:r>
         <w:rPr>
           <w:rFonts w:hint="eastAsia"/>
@@ -5075,26 +3473,11 @@
         </w:rPr>
         <w:t>(</w:t>
       </w:r>
-      <w:proofErr w:type="gramEnd"/>
       <w:r>
         <w:rPr>
           <w:rFonts w:hint="eastAsia"/>
         </w:rPr>
-        <w:t xml:space="preserve">var </w:t>
-      </w:r>
-      <w:proofErr w:type="spellStart"/>
-      <w:r>
-        <w:rPr>
-          <w:rFonts w:hint="eastAsia"/>
-        </w:rPr>
-        <w:t>i</w:t>
-      </w:r>
-      <w:proofErr w:type="spellEnd"/>
-      <w:r>
-        <w:rPr>
-          <w:rFonts w:hint="eastAsia"/>
-        </w:rPr>
-        <w:t xml:space="preserve"> in array</w:t>
+        <w:t>var i in array</w:t>
       </w:r>
       <w:r>
         <w:rPr>
@@ -5464,31 +3847,7 @@
           <w:szCs w:val="19"/>
           <w:highlight w:val="white"/>
         </w:rPr>
-        <w:t xml:space="preserve"> </w:t>
-      </w:r>
-      <w:proofErr w:type="spellStart"/>
-      <w:r>
-        <w:rPr>
-          <w:rFonts w:ascii="돋움체" w:hAnsi="돋움체" w:cs="돋움체"/>
-          <w:color w:val="000000"/>
-          <w:kern w:val="0"/>
-          <w:sz w:val="19"/>
-          <w:szCs w:val="19"/>
-          <w:highlight w:val="white"/>
-        </w:rPr>
-        <w:t>i</w:t>
-      </w:r>
-      <w:proofErr w:type="spellEnd"/>
-      <w:r>
-        <w:rPr>
-          <w:rFonts w:ascii="돋움체" w:hAnsi="돋움체" w:cs="돋움체"/>
-          <w:color w:val="000000"/>
-          <w:kern w:val="0"/>
-          <w:sz w:val="19"/>
-          <w:szCs w:val="19"/>
-          <w:highlight w:val="white"/>
-        </w:rPr>
-        <w:t xml:space="preserve"> </w:t>
+        <w:t xml:space="preserve"> i </w:t>
       </w:r>
       <w:r>
         <w:rPr>
@@ -5537,31 +3896,7 @@
           <w:szCs w:val="19"/>
           <w:highlight w:val="white"/>
         </w:rPr>
-        <w:t xml:space="preserve">            alert(array[</w:t>
-      </w:r>
-      <w:proofErr w:type="spellStart"/>
-      <w:r>
-        <w:rPr>
-          <w:rFonts w:ascii="돋움체" w:hAnsi="돋움체" w:cs="돋움체"/>
-          <w:color w:val="000000"/>
-          <w:kern w:val="0"/>
-          <w:sz w:val="19"/>
-          <w:szCs w:val="19"/>
-          <w:highlight w:val="white"/>
-        </w:rPr>
-        <w:t>i</w:t>
-      </w:r>
-      <w:proofErr w:type="spellEnd"/>
-      <w:r>
-        <w:rPr>
-          <w:rFonts w:ascii="돋움체" w:hAnsi="돋움체" w:cs="돋움체"/>
-          <w:color w:val="000000"/>
-          <w:kern w:val="0"/>
-          <w:sz w:val="19"/>
-          <w:szCs w:val="19"/>
-          <w:highlight w:val="white"/>
-        </w:rPr>
-        <w:t>]);</w:t>
+        <w:t xml:space="preserve">            alert(array[i]);</w:t>
       </w:r>
     </w:p>
     <w:p>
@@ -5774,29 +4109,7 @@
           <w:sz w:val="19"/>
           <w:szCs w:val="19"/>
         </w:rPr>
-        <w:t xml:space="preserve"> </w:t>
-      </w:r>
-      <w:proofErr w:type="spellStart"/>
-      <w:r>
-        <w:rPr>
-          <w:rFonts w:ascii="돋움체" w:hAnsi="돋움체" w:cs="돋움체"/>
-          <w:color w:val="000000"/>
-          <w:kern w:val="0"/>
-          <w:sz w:val="19"/>
-          <w:szCs w:val="19"/>
-        </w:rPr>
-        <w:t>arr</w:t>
-      </w:r>
-      <w:proofErr w:type="spellEnd"/>
-      <w:r>
-        <w:rPr>
-          <w:rFonts w:ascii="돋움체" w:hAnsi="돋움체" w:cs="돋움체"/>
-          <w:color w:val="000000"/>
-          <w:kern w:val="0"/>
-          <w:sz w:val="19"/>
-          <w:szCs w:val="19"/>
-        </w:rPr>
-        <w:t xml:space="preserve"> = [273, </w:t>
+        <w:t xml:space="preserve"> arr = [273, </w:t>
       </w:r>
       <w:r>
         <w:rPr>
@@ -5856,51 +4169,7 @@
           <w:sz w:val="19"/>
           <w:szCs w:val="19"/>
         </w:rPr>
-        <w:t xml:space="preserve"> () </w:t>
-      </w:r>
-      <w:proofErr w:type="gramStart"/>
-      <w:r>
-        <w:rPr>
-          <w:rFonts w:ascii="돋움체" w:hAnsi="돋움체" w:cs="돋움체"/>
-          <w:color w:val="000000"/>
-          <w:kern w:val="0"/>
-          <w:sz w:val="19"/>
-          <w:szCs w:val="19"/>
-        </w:rPr>
-        <w:t>{ alert</w:t>
-      </w:r>
-      <w:proofErr w:type="gramEnd"/>
-      <w:r>
-        <w:rPr>
-          <w:rFonts w:ascii="돋움체" w:hAnsi="돋움체" w:cs="돋움체"/>
-          <w:color w:val="000000"/>
-          <w:kern w:val="0"/>
-          <w:sz w:val="19"/>
-          <w:szCs w:val="19"/>
-        </w:rPr>
-        <w:t>(1)</w:t>
-      </w:r>
-      <w:proofErr w:type="gramStart"/>
-      <w:r>
-        <w:rPr>
-          <w:rFonts w:ascii="돋움체" w:hAnsi="돋움체" w:cs="돋움체"/>
-          <w:color w:val="000000"/>
-          <w:kern w:val="0"/>
-          <w:sz w:val="19"/>
-          <w:szCs w:val="19"/>
-        </w:rPr>
-        <w:t>; }</w:t>
-      </w:r>
-      <w:proofErr w:type="gramEnd"/>
-      <w:r>
-        <w:rPr>
-          <w:rFonts w:ascii="돋움체" w:hAnsi="돋움체" w:cs="돋움체"/>
-          <w:color w:val="000000"/>
-          <w:kern w:val="0"/>
-          <w:sz w:val="19"/>
-          <w:szCs w:val="19"/>
-        </w:rPr>
-        <w:t>];</w:t>
+        <w:t xml:space="preserve"> () { alert(1); }];</w:t>
       </w:r>
     </w:p>
     <w:p>
@@ -5928,7 +4197,6 @@
         </w:rPr>
         <w:t xml:space="preserve">        </w:t>
       </w:r>
-      <w:proofErr w:type="gramStart"/>
       <w:r>
         <w:rPr>
           <w:rFonts w:ascii="돋움체" w:hAnsi="돋움체" w:cs="돋움체"/>
@@ -5937,18 +4205,7 @@
           <w:sz w:val="19"/>
           <w:szCs w:val="19"/>
         </w:rPr>
-        <w:t>// 1</w:t>
-      </w:r>
-      <w:proofErr w:type="gramEnd"/>
-      <w:r>
-        <w:rPr>
-          <w:rFonts w:ascii="돋움체" w:hAnsi="돋움체" w:cs="돋움체"/>
-          <w:color w:val="008000"/>
-          <w:kern w:val="0"/>
-          <w:sz w:val="19"/>
-          <w:szCs w:val="19"/>
-        </w:rPr>
-        <w:t xml:space="preserve">. </w:t>
+        <w:t xml:space="preserve">// 1. </w:t>
       </w:r>
       <w:r>
         <w:rPr>
@@ -6044,97 +4301,7 @@
           <w:sz w:val="19"/>
           <w:szCs w:val="19"/>
         </w:rPr>
-        <w:t xml:space="preserve"> </w:t>
-      </w:r>
-      <w:proofErr w:type="spellStart"/>
-      <w:r>
-        <w:rPr>
-          <w:rFonts w:ascii="돋움체" w:hAnsi="돋움체" w:cs="돋움체"/>
-          <w:color w:val="000000"/>
-          <w:kern w:val="0"/>
-          <w:sz w:val="19"/>
-          <w:szCs w:val="19"/>
-        </w:rPr>
-        <w:t>idx</w:t>
-      </w:r>
-      <w:proofErr w:type="spellEnd"/>
-      <w:r>
-        <w:rPr>
-          <w:rFonts w:ascii="돋움체" w:hAnsi="돋움체" w:cs="돋움체"/>
-          <w:color w:val="000000"/>
-          <w:kern w:val="0"/>
-          <w:sz w:val="19"/>
-          <w:szCs w:val="19"/>
-        </w:rPr>
-        <w:t xml:space="preserve"> = 0; </w:t>
-      </w:r>
-      <w:proofErr w:type="spellStart"/>
-      <w:r>
-        <w:rPr>
-          <w:rFonts w:ascii="돋움체" w:hAnsi="돋움체" w:cs="돋움체"/>
-          <w:color w:val="000000"/>
-          <w:kern w:val="0"/>
-          <w:sz w:val="19"/>
-          <w:szCs w:val="19"/>
-        </w:rPr>
-        <w:t>idx</w:t>
-      </w:r>
-      <w:proofErr w:type="spellEnd"/>
-      <w:r>
-        <w:rPr>
-          <w:rFonts w:ascii="돋움체" w:hAnsi="돋움체" w:cs="돋움체"/>
-          <w:color w:val="000000"/>
-          <w:kern w:val="0"/>
-          <w:sz w:val="19"/>
-          <w:szCs w:val="19"/>
-        </w:rPr>
-        <w:t xml:space="preserve"> &lt; </w:t>
-      </w:r>
-      <w:proofErr w:type="spellStart"/>
-      <w:proofErr w:type="gramStart"/>
-      <w:r>
-        <w:rPr>
-          <w:rFonts w:ascii="돋움체" w:hAnsi="돋움체" w:cs="돋움체"/>
-          <w:color w:val="000000"/>
-          <w:kern w:val="0"/>
-          <w:sz w:val="19"/>
-          <w:szCs w:val="19"/>
-        </w:rPr>
-        <w:t>arr.length</w:t>
-      </w:r>
-      <w:proofErr w:type="spellEnd"/>
-      <w:proofErr w:type="gramEnd"/>
-      <w:r>
-        <w:rPr>
-          <w:rFonts w:ascii="돋움체" w:hAnsi="돋움체" w:cs="돋움체"/>
-          <w:color w:val="000000"/>
-          <w:kern w:val="0"/>
-          <w:sz w:val="19"/>
-          <w:szCs w:val="19"/>
-        </w:rPr>
-        <w:t xml:space="preserve">; </w:t>
-      </w:r>
-      <w:proofErr w:type="spellStart"/>
-      <w:r>
-        <w:rPr>
-          <w:rFonts w:ascii="돋움체" w:hAnsi="돋움체" w:cs="돋움체"/>
-          <w:color w:val="000000"/>
-          <w:kern w:val="0"/>
-          <w:sz w:val="19"/>
-          <w:szCs w:val="19"/>
-        </w:rPr>
-        <w:t>idx</w:t>
-      </w:r>
-      <w:proofErr w:type="spellEnd"/>
-      <w:r>
-        <w:rPr>
-          <w:rFonts w:ascii="돋움체" w:hAnsi="돋움체" w:cs="돋움체"/>
-          <w:color w:val="000000"/>
-          <w:kern w:val="0"/>
-          <w:sz w:val="19"/>
-          <w:szCs w:val="19"/>
-        </w:rPr>
-        <w:t>++) {</w:t>
+        <w:t xml:space="preserve"> idx = 0; idx &lt; arr.length; idx++) {</w:t>
       </w:r>
     </w:p>
     <w:p>
@@ -6160,53 +4327,7 @@
           <w:sz w:val="19"/>
           <w:szCs w:val="19"/>
         </w:rPr>
-        <w:t xml:space="preserve">            </w:t>
-      </w:r>
-      <w:proofErr w:type="spellStart"/>
-      <w:proofErr w:type="gramStart"/>
-      <w:r>
-        <w:rPr>
-          <w:rFonts w:ascii="돋움체" w:hAnsi="돋움체" w:cs="돋움체"/>
-          <w:color w:val="000000"/>
-          <w:kern w:val="0"/>
-          <w:sz w:val="19"/>
-          <w:szCs w:val="19"/>
-        </w:rPr>
-        <w:t>document.write</w:t>
-      </w:r>
-      <w:proofErr w:type="spellEnd"/>
-      <w:proofErr w:type="gramEnd"/>
-      <w:r>
-        <w:rPr>
-          <w:rFonts w:ascii="돋움체" w:hAnsi="돋움체" w:cs="돋움체"/>
-          <w:color w:val="000000"/>
-          <w:kern w:val="0"/>
-          <w:sz w:val="19"/>
-          <w:szCs w:val="19"/>
-        </w:rPr>
-        <w:t>(</w:t>
-      </w:r>
-      <w:proofErr w:type="spellStart"/>
-      <w:r>
-        <w:rPr>
-          <w:rFonts w:ascii="돋움체" w:hAnsi="돋움체" w:cs="돋움체"/>
-          <w:color w:val="000000"/>
-          <w:kern w:val="0"/>
-          <w:sz w:val="19"/>
-          <w:szCs w:val="19"/>
-        </w:rPr>
-        <w:t>idx</w:t>
-      </w:r>
-      <w:proofErr w:type="spellEnd"/>
-      <w:r>
-        <w:rPr>
-          <w:rFonts w:ascii="돋움체" w:hAnsi="돋움체" w:cs="돋움체"/>
-          <w:color w:val="000000"/>
-          <w:kern w:val="0"/>
-          <w:sz w:val="19"/>
-          <w:szCs w:val="19"/>
-        </w:rPr>
-        <w:t xml:space="preserve"> + </w:t>
+        <w:t xml:space="preserve">            document.write(idx + </w:t>
       </w:r>
       <w:r>
         <w:rPr>
@@ -6266,51 +4387,7 @@
           <w:sz w:val="19"/>
           <w:szCs w:val="19"/>
         </w:rPr>
-        <w:t xml:space="preserve"> + </w:t>
-      </w:r>
-      <w:proofErr w:type="spellStart"/>
-      <w:r>
-        <w:rPr>
-          <w:rFonts w:ascii="돋움체" w:hAnsi="돋움체" w:cs="돋움체"/>
-          <w:color w:val="000000"/>
-          <w:kern w:val="0"/>
-          <w:sz w:val="19"/>
-          <w:szCs w:val="19"/>
-        </w:rPr>
-        <w:t>arr</w:t>
-      </w:r>
-      <w:proofErr w:type="spellEnd"/>
-      <w:r>
-        <w:rPr>
-          <w:rFonts w:ascii="돋움체" w:hAnsi="돋움체" w:cs="돋움체"/>
-          <w:color w:val="000000"/>
-          <w:kern w:val="0"/>
-          <w:sz w:val="19"/>
-          <w:szCs w:val="19"/>
-        </w:rPr>
-        <w:t>[</w:t>
-      </w:r>
-      <w:proofErr w:type="spellStart"/>
-      <w:r>
-        <w:rPr>
-          <w:rFonts w:ascii="돋움체" w:hAnsi="돋움체" w:cs="돋움체"/>
-          <w:color w:val="000000"/>
-          <w:kern w:val="0"/>
-          <w:sz w:val="19"/>
-          <w:szCs w:val="19"/>
-        </w:rPr>
-        <w:t>idx</w:t>
-      </w:r>
-      <w:proofErr w:type="spellEnd"/>
-      <w:r>
-        <w:rPr>
-          <w:rFonts w:ascii="돋움체" w:hAnsi="돋움체" w:cs="돋움체"/>
-          <w:color w:val="000000"/>
-          <w:kern w:val="0"/>
-          <w:sz w:val="19"/>
-          <w:szCs w:val="19"/>
-        </w:rPr>
-        <w:t>]+</w:t>
+        <w:t xml:space="preserve"> + arr[idx]+</w:t>
       </w:r>
       <w:r>
         <w:rPr>
@@ -6320,29 +4397,7 @@
           <w:sz w:val="19"/>
           <w:szCs w:val="19"/>
         </w:rPr>
-        <w:t>'&lt;</w:t>
-      </w:r>
-      <w:proofErr w:type="spellStart"/>
-      <w:r>
-        <w:rPr>
-          <w:rFonts w:ascii="돋움체" w:hAnsi="돋움체" w:cs="돋움체"/>
-          <w:color w:val="A31515"/>
-          <w:kern w:val="0"/>
-          <w:sz w:val="19"/>
-          <w:szCs w:val="19"/>
-        </w:rPr>
-        <w:t>br</w:t>
-      </w:r>
-      <w:proofErr w:type="spellEnd"/>
-      <w:r>
-        <w:rPr>
-          <w:rFonts w:ascii="돋움체" w:hAnsi="돋움체" w:cs="돋움체"/>
-          <w:color w:val="A31515"/>
-          <w:kern w:val="0"/>
-          <w:sz w:val="19"/>
-          <w:szCs w:val="19"/>
-        </w:rPr>
-        <w:t>&gt;'</w:t>
+        <w:t>'&lt;br&gt;'</w:t>
       </w:r>
       <w:r>
         <w:rPr>
@@ -6404,31 +4459,7 @@
           <w:sz w:val="19"/>
           <w:szCs w:val="19"/>
         </w:rPr>
-        <w:t xml:space="preserve">        </w:t>
-      </w:r>
-      <w:proofErr w:type="spellStart"/>
-      <w:proofErr w:type="gramStart"/>
-      <w:r>
-        <w:rPr>
-          <w:rFonts w:ascii="돋움체" w:hAnsi="돋움체" w:cs="돋움체"/>
-          <w:color w:val="000000"/>
-          <w:kern w:val="0"/>
-          <w:sz w:val="19"/>
-          <w:szCs w:val="19"/>
-        </w:rPr>
-        <w:t>document.write</w:t>
-      </w:r>
-      <w:proofErr w:type="spellEnd"/>
-      <w:proofErr w:type="gramEnd"/>
-      <w:r>
-        <w:rPr>
-          <w:rFonts w:ascii="돋움체" w:hAnsi="돋움체" w:cs="돋움체"/>
-          <w:color w:val="000000"/>
-          <w:kern w:val="0"/>
-          <w:sz w:val="19"/>
-          <w:szCs w:val="19"/>
-        </w:rPr>
-        <w:t>(</w:t>
+        <w:t xml:space="preserve">        document.write(</w:t>
       </w:r>
       <w:r>
         <w:rPr>
@@ -6438,29 +4469,7 @@
           <w:sz w:val="19"/>
           <w:szCs w:val="19"/>
         </w:rPr>
-        <w:t>'&lt;</w:t>
-      </w:r>
-      <w:proofErr w:type="spellStart"/>
-      <w:r>
-        <w:rPr>
-          <w:rFonts w:ascii="돋움체" w:hAnsi="돋움체" w:cs="돋움체"/>
-          <w:color w:val="A31515"/>
-          <w:kern w:val="0"/>
-          <w:sz w:val="19"/>
-          <w:szCs w:val="19"/>
-        </w:rPr>
-        <w:t>hr</w:t>
-      </w:r>
-      <w:proofErr w:type="spellEnd"/>
-      <w:r>
-        <w:rPr>
-          <w:rFonts w:ascii="돋움체" w:hAnsi="돋움체" w:cs="돋움체"/>
-          <w:color w:val="A31515"/>
-          <w:kern w:val="0"/>
-          <w:sz w:val="19"/>
-          <w:szCs w:val="19"/>
-        </w:rPr>
-        <w:t xml:space="preserve"> color="blue"&gt;'</w:t>
+        <w:t>'&lt;hr color="blue"&gt;'</w:t>
       </w:r>
       <w:r>
         <w:rPr>
@@ -6498,7 +4507,6 @@
         </w:rPr>
         <w:t xml:space="preserve">        </w:t>
       </w:r>
-      <w:proofErr w:type="gramStart"/>
       <w:r>
         <w:rPr>
           <w:rFonts w:ascii="돋움체" w:hAnsi="돋움체" w:cs="돋움체"/>
@@ -6507,18 +4515,7 @@
           <w:sz w:val="19"/>
           <w:szCs w:val="19"/>
         </w:rPr>
-        <w:t>// 2</w:t>
-      </w:r>
-      <w:proofErr w:type="gramEnd"/>
-      <w:r>
-        <w:rPr>
-          <w:rFonts w:ascii="돋움체" w:hAnsi="돋움체" w:cs="돋움체"/>
-          <w:color w:val="008000"/>
-          <w:kern w:val="0"/>
-          <w:sz w:val="19"/>
-          <w:szCs w:val="19"/>
-        </w:rPr>
-        <w:t>. for in</w:t>
+        <w:t>// 2. for in</w:t>
       </w:r>
       <w:r>
         <w:rPr>
@@ -6594,29 +4591,7 @@
           <w:sz w:val="19"/>
           <w:szCs w:val="19"/>
         </w:rPr>
-        <w:t xml:space="preserve"> </w:t>
-      </w:r>
-      <w:proofErr w:type="spellStart"/>
-      <w:r>
-        <w:rPr>
-          <w:rFonts w:ascii="돋움체" w:hAnsi="돋움체" w:cs="돋움체"/>
-          <w:color w:val="000000"/>
-          <w:kern w:val="0"/>
-          <w:sz w:val="19"/>
-          <w:szCs w:val="19"/>
-        </w:rPr>
-        <w:t>idx</w:t>
-      </w:r>
-      <w:proofErr w:type="spellEnd"/>
-      <w:r>
-        <w:rPr>
-          <w:rFonts w:ascii="돋움체" w:hAnsi="돋움체" w:cs="돋움체"/>
-          <w:color w:val="000000"/>
-          <w:kern w:val="0"/>
-          <w:sz w:val="19"/>
-          <w:szCs w:val="19"/>
-        </w:rPr>
-        <w:t xml:space="preserve"> </w:t>
+        <w:t xml:space="preserve"> idx </w:t>
       </w:r>
       <w:r>
         <w:rPr>
@@ -6636,29 +4611,7 @@
           <w:sz w:val="19"/>
           <w:szCs w:val="19"/>
         </w:rPr>
-        <w:t xml:space="preserve"> </w:t>
-      </w:r>
-      <w:proofErr w:type="spellStart"/>
-      <w:r>
-        <w:rPr>
-          <w:rFonts w:ascii="돋움체" w:hAnsi="돋움체" w:cs="돋움체"/>
-          <w:color w:val="000000"/>
-          <w:kern w:val="0"/>
-          <w:sz w:val="19"/>
-          <w:szCs w:val="19"/>
-        </w:rPr>
-        <w:t>arr</w:t>
-      </w:r>
-      <w:proofErr w:type="spellEnd"/>
-      <w:r>
-        <w:rPr>
-          <w:rFonts w:ascii="돋움체" w:hAnsi="돋움체" w:cs="돋움체"/>
-          <w:color w:val="000000"/>
-          <w:kern w:val="0"/>
-          <w:sz w:val="19"/>
-          <w:szCs w:val="19"/>
-        </w:rPr>
-        <w:t>) {</w:t>
+        <w:t xml:space="preserve"> arr) {</w:t>
       </w:r>
     </w:p>
     <w:p>
@@ -6684,53 +4637,7 @@
           <w:sz w:val="19"/>
           <w:szCs w:val="19"/>
         </w:rPr>
-        <w:t xml:space="preserve">            </w:t>
-      </w:r>
-      <w:proofErr w:type="spellStart"/>
-      <w:proofErr w:type="gramStart"/>
-      <w:r>
-        <w:rPr>
-          <w:rFonts w:ascii="돋움체" w:hAnsi="돋움체" w:cs="돋움체"/>
-          <w:color w:val="000000"/>
-          <w:kern w:val="0"/>
-          <w:sz w:val="19"/>
-          <w:szCs w:val="19"/>
-        </w:rPr>
-        <w:t>document.write</w:t>
-      </w:r>
-      <w:proofErr w:type="spellEnd"/>
-      <w:proofErr w:type="gramEnd"/>
-      <w:r>
-        <w:rPr>
-          <w:rFonts w:ascii="돋움체" w:hAnsi="돋움체" w:cs="돋움체"/>
-          <w:color w:val="000000"/>
-          <w:kern w:val="0"/>
-          <w:sz w:val="19"/>
-          <w:szCs w:val="19"/>
-        </w:rPr>
-        <w:t>(</w:t>
-      </w:r>
-      <w:proofErr w:type="spellStart"/>
-      <w:r>
-        <w:rPr>
-          <w:rFonts w:ascii="돋움체" w:hAnsi="돋움체" w:cs="돋움체"/>
-          <w:color w:val="000000"/>
-          <w:kern w:val="0"/>
-          <w:sz w:val="19"/>
-          <w:szCs w:val="19"/>
-        </w:rPr>
-        <w:t>idx</w:t>
-      </w:r>
-      <w:proofErr w:type="spellEnd"/>
-      <w:r>
-        <w:rPr>
-          <w:rFonts w:ascii="돋움체" w:hAnsi="돋움체" w:cs="돋움체"/>
-          <w:color w:val="000000"/>
-          <w:kern w:val="0"/>
-          <w:sz w:val="19"/>
-          <w:szCs w:val="19"/>
-        </w:rPr>
-        <w:t xml:space="preserve"> + </w:t>
+        <w:t xml:space="preserve">            document.write(idx + </w:t>
       </w:r>
       <w:r>
         <w:rPr>
@@ -6790,51 +4697,7 @@
           <w:sz w:val="19"/>
           <w:szCs w:val="19"/>
         </w:rPr>
-        <w:t xml:space="preserve"> + </w:t>
-      </w:r>
-      <w:proofErr w:type="spellStart"/>
-      <w:r>
-        <w:rPr>
-          <w:rFonts w:ascii="돋움체" w:hAnsi="돋움체" w:cs="돋움체"/>
-          <w:color w:val="000000"/>
-          <w:kern w:val="0"/>
-          <w:sz w:val="19"/>
-          <w:szCs w:val="19"/>
-        </w:rPr>
-        <w:t>arr</w:t>
-      </w:r>
-      <w:proofErr w:type="spellEnd"/>
-      <w:r>
-        <w:rPr>
-          <w:rFonts w:ascii="돋움체" w:hAnsi="돋움체" w:cs="돋움체"/>
-          <w:color w:val="000000"/>
-          <w:kern w:val="0"/>
-          <w:sz w:val="19"/>
-          <w:szCs w:val="19"/>
-        </w:rPr>
-        <w:t>[</w:t>
-      </w:r>
-      <w:proofErr w:type="spellStart"/>
-      <w:r>
-        <w:rPr>
-          <w:rFonts w:ascii="돋움체" w:hAnsi="돋움체" w:cs="돋움체"/>
-          <w:color w:val="000000"/>
-          <w:kern w:val="0"/>
-          <w:sz w:val="19"/>
-          <w:szCs w:val="19"/>
-        </w:rPr>
-        <w:t>idx</w:t>
-      </w:r>
-      <w:proofErr w:type="spellEnd"/>
-      <w:r>
-        <w:rPr>
-          <w:rFonts w:ascii="돋움체" w:hAnsi="돋움체" w:cs="돋움체"/>
-          <w:color w:val="000000"/>
-          <w:kern w:val="0"/>
-          <w:sz w:val="19"/>
-          <w:szCs w:val="19"/>
-        </w:rPr>
-        <w:t xml:space="preserve">] + </w:t>
+        <w:t xml:space="preserve"> + arr[idx] + </w:t>
       </w:r>
       <w:r>
         <w:rPr>
@@ -6844,29 +4707,7 @@
           <w:sz w:val="19"/>
           <w:szCs w:val="19"/>
         </w:rPr>
-        <w:t>'&lt;</w:t>
-      </w:r>
-      <w:proofErr w:type="spellStart"/>
-      <w:r>
-        <w:rPr>
-          <w:rFonts w:ascii="돋움체" w:hAnsi="돋움체" w:cs="돋움체"/>
-          <w:color w:val="A31515"/>
-          <w:kern w:val="0"/>
-          <w:sz w:val="19"/>
-          <w:szCs w:val="19"/>
-        </w:rPr>
-        <w:t>br</w:t>
-      </w:r>
-      <w:proofErr w:type="spellEnd"/>
-      <w:r>
-        <w:rPr>
-          <w:rFonts w:ascii="돋움체" w:hAnsi="돋움체" w:cs="돋움체"/>
-          <w:color w:val="A31515"/>
-          <w:kern w:val="0"/>
-          <w:sz w:val="19"/>
-          <w:szCs w:val="19"/>
-        </w:rPr>
-        <w:t>&gt;'</w:t>
+        <w:t>'&lt;br&gt;'</w:t>
       </w:r>
       <w:r>
         <w:rPr>
@@ -6902,7 +4743,6 @@
           <w:sz w:val="19"/>
           <w:szCs w:val="19"/>
         </w:rPr>
-        <w:lastRenderedPageBreak/>
         <w:t xml:space="preserve">        }</w:t>
       </w:r>
     </w:p>
@@ -6929,31 +4769,7 @@
           <w:sz w:val="19"/>
           <w:szCs w:val="19"/>
         </w:rPr>
-        <w:t xml:space="preserve">        </w:t>
-      </w:r>
-      <w:proofErr w:type="spellStart"/>
-      <w:proofErr w:type="gramStart"/>
-      <w:r>
-        <w:rPr>
-          <w:rFonts w:ascii="돋움체" w:hAnsi="돋움체" w:cs="돋움체"/>
-          <w:color w:val="000000"/>
-          <w:kern w:val="0"/>
-          <w:sz w:val="19"/>
-          <w:szCs w:val="19"/>
-        </w:rPr>
-        <w:t>document.write</w:t>
-      </w:r>
-      <w:proofErr w:type="spellEnd"/>
-      <w:proofErr w:type="gramEnd"/>
-      <w:r>
-        <w:rPr>
-          <w:rFonts w:ascii="돋움체" w:hAnsi="돋움체" w:cs="돋움체"/>
-          <w:color w:val="000000"/>
-          <w:kern w:val="0"/>
-          <w:sz w:val="19"/>
-          <w:szCs w:val="19"/>
-        </w:rPr>
-        <w:t>(</w:t>
+        <w:t xml:space="preserve">        document.write(</w:t>
       </w:r>
       <w:r>
         <w:rPr>
@@ -6963,29 +4779,7 @@
           <w:sz w:val="19"/>
           <w:szCs w:val="19"/>
         </w:rPr>
-        <w:t>'&lt;</w:t>
-      </w:r>
-      <w:proofErr w:type="spellStart"/>
-      <w:r>
-        <w:rPr>
-          <w:rFonts w:ascii="돋움체" w:hAnsi="돋움체" w:cs="돋움체"/>
-          <w:color w:val="A31515"/>
-          <w:kern w:val="0"/>
-          <w:sz w:val="19"/>
-          <w:szCs w:val="19"/>
-        </w:rPr>
-        <w:t>hr</w:t>
-      </w:r>
-      <w:proofErr w:type="spellEnd"/>
-      <w:r>
-        <w:rPr>
-          <w:rFonts w:ascii="돋움체" w:hAnsi="돋움체" w:cs="돋움체"/>
-          <w:color w:val="A31515"/>
-          <w:kern w:val="0"/>
-          <w:sz w:val="19"/>
-          <w:szCs w:val="19"/>
-        </w:rPr>
-        <w:t xml:space="preserve"> color="red"&gt;'</w:t>
+        <w:t>'&lt;hr color="red"&gt;'</w:t>
       </w:r>
       <w:r>
         <w:rPr>
@@ -7023,7 +4817,6 @@
         </w:rPr>
         <w:t xml:space="preserve">        </w:t>
       </w:r>
-      <w:proofErr w:type="gramStart"/>
       <w:r>
         <w:rPr>
           <w:rFonts w:ascii="돋움체" w:hAnsi="돋움체" w:cs="돋움체"/>
@@ -7032,31 +4825,8 @@
           <w:sz w:val="19"/>
           <w:szCs w:val="19"/>
         </w:rPr>
-        <w:t>// 3</w:t>
-      </w:r>
-      <w:proofErr w:type="gramEnd"/>
-      <w:r>
-        <w:rPr>
-          <w:rFonts w:ascii="돋움체" w:hAnsi="돋움체" w:cs="돋움체"/>
-          <w:color w:val="008000"/>
-          <w:kern w:val="0"/>
-          <w:sz w:val="19"/>
-          <w:szCs w:val="19"/>
-        </w:rPr>
-        <w:t xml:space="preserve">. </w:t>
-      </w:r>
-      <w:proofErr w:type="spellStart"/>
-      <w:r>
-        <w:rPr>
-          <w:rFonts w:ascii="돋움체" w:hAnsi="돋움체" w:cs="돋움체"/>
-          <w:color w:val="008000"/>
-          <w:kern w:val="0"/>
-          <w:sz w:val="19"/>
-          <w:szCs w:val="19"/>
-        </w:rPr>
-        <w:t>forEach</w:t>
-      </w:r>
-      <w:proofErr w:type="spellEnd"/>
+        <w:t>// 3. forEach</w:t>
+      </w:r>
       <w:r>
         <w:rPr>
           <w:rFonts w:ascii="돋움체" w:hAnsi="돋움체" w:cs="돋움체"/>
@@ -7113,29 +4883,15 @@
         </w:rPr>
         <w:t xml:space="preserve">       </w:t>
       </w:r>
-      <w:proofErr w:type="spellStart"/>
-      <w:proofErr w:type="gramStart"/>
-      <w:r>
-        <w:rPr>
-          <w:rFonts w:ascii="돋움체" w:hAnsi="돋움체" w:cs="돋움체"/>
-          <w:color w:val="000000"/>
-          <w:kern w:val="0"/>
-          <w:sz w:val="19"/>
-          <w:szCs w:val="19"/>
-        </w:rPr>
-        <w:t>arr.forEach</w:t>
-      </w:r>
-      <w:proofErr w:type="spellEnd"/>
-      <w:proofErr w:type="gramEnd"/>
-      <w:r>
-        <w:rPr>
-          <w:rFonts w:ascii="돋움체" w:hAnsi="돋움체" w:cs="돋움체"/>
-          <w:color w:val="000000"/>
-          <w:kern w:val="0"/>
-          <w:sz w:val="19"/>
-          <w:szCs w:val="19"/>
-        </w:rPr>
-        <w:t>(</w:t>
+      <w:r>
+        <w:rPr>
+          <w:rFonts w:ascii="돋움체" w:hAnsi="돋움체" w:cs="돋움체"/>
+          <w:color w:val="000000"/>
+          <w:kern w:val="0"/>
+          <w:sz w:val="19"/>
+          <w:szCs w:val="19"/>
+        </w:rPr>
+        <w:t>arr.forEach(</w:t>
       </w:r>
       <w:r>
         <w:rPr>
@@ -7155,29 +4911,7 @@
           <w:sz w:val="19"/>
           <w:szCs w:val="19"/>
         </w:rPr>
-        <w:t xml:space="preserve"> (data, </w:t>
-      </w:r>
-      <w:proofErr w:type="spellStart"/>
-      <w:r>
-        <w:rPr>
-          <w:rFonts w:ascii="돋움체" w:hAnsi="돋움체" w:cs="돋움체"/>
-          <w:color w:val="000000"/>
-          <w:kern w:val="0"/>
-          <w:sz w:val="19"/>
-          <w:szCs w:val="19"/>
-        </w:rPr>
-        <w:t>i</w:t>
-      </w:r>
-      <w:proofErr w:type="spellEnd"/>
-      <w:r>
-        <w:rPr>
-          <w:rFonts w:ascii="돋움체" w:hAnsi="돋움체" w:cs="돋움체"/>
-          <w:color w:val="000000"/>
-          <w:kern w:val="0"/>
-          <w:sz w:val="19"/>
-          <w:szCs w:val="19"/>
-        </w:rPr>
-        <w:t>) {</w:t>
+        <w:t xml:space="preserve"> (data, i) {</w:t>
       </w:r>
     </w:p>
     <w:p>
@@ -7203,53 +4937,8 @@
           <w:sz w:val="19"/>
           <w:szCs w:val="19"/>
         </w:rPr>
-        <w:t xml:space="preserve">            </w:t>
-      </w:r>
-      <w:proofErr w:type="spellStart"/>
-      <w:proofErr w:type="gramStart"/>
-      <w:r>
-        <w:rPr>
-          <w:rFonts w:ascii="돋움체" w:hAnsi="돋움체" w:cs="돋움체"/>
-          <w:color w:val="000000"/>
-          <w:kern w:val="0"/>
-          <w:sz w:val="19"/>
-          <w:szCs w:val="19"/>
-        </w:rPr>
-        <w:t>document.write</w:t>
-      </w:r>
-      <w:proofErr w:type="spellEnd"/>
-      <w:proofErr w:type="gramEnd"/>
-      <w:r>
-        <w:rPr>
-          <w:rFonts w:ascii="돋움체" w:hAnsi="돋움체" w:cs="돋움체"/>
-          <w:color w:val="000000"/>
-          <w:kern w:val="0"/>
-          <w:sz w:val="19"/>
-          <w:szCs w:val="19"/>
-        </w:rPr>
-        <w:t>(</w:t>
-      </w:r>
-      <w:proofErr w:type="spellStart"/>
-      <w:r>
-        <w:rPr>
-          <w:rFonts w:ascii="돋움체" w:hAnsi="돋움체" w:cs="돋움체"/>
-          <w:color w:val="000000"/>
-          <w:kern w:val="0"/>
-          <w:sz w:val="19"/>
-          <w:szCs w:val="19"/>
-        </w:rPr>
-        <w:t>i</w:t>
-      </w:r>
-      <w:proofErr w:type="spellEnd"/>
-      <w:r>
-        <w:rPr>
-          <w:rFonts w:ascii="돋움체" w:hAnsi="돋움체" w:cs="돋움체"/>
-          <w:color w:val="000000"/>
-          <w:kern w:val="0"/>
-          <w:sz w:val="19"/>
-          <w:szCs w:val="19"/>
-        </w:rPr>
-        <w:t xml:space="preserve"> + </w:t>
+        <w:lastRenderedPageBreak/>
+        <w:t xml:space="preserve">            document.write(i + </w:t>
       </w:r>
       <w:r>
         <w:rPr>
@@ -7319,51 +5008,7 @@
           <w:sz w:val="19"/>
           <w:szCs w:val="19"/>
         </w:rPr>
-        <w:t>' &amp;</w:t>
-      </w:r>
-      <w:proofErr w:type="spellStart"/>
-      <w:r>
-        <w:rPr>
-          <w:rFonts w:ascii="돋움체" w:hAnsi="돋움체" w:cs="돋움체"/>
-          <w:color w:val="A31515"/>
-          <w:kern w:val="0"/>
-          <w:sz w:val="19"/>
-          <w:szCs w:val="19"/>
-        </w:rPr>
-        <w:t>nbsp</w:t>
-      </w:r>
-      <w:proofErr w:type="spellEnd"/>
-      <w:r>
-        <w:rPr>
-          <w:rFonts w:ascii="돋움체" w:hAnsi="돋움체" w:cs="돋움체"/>
-          <w:color w:val="A31515"/>
-          <w:kern w:val="0"/>
-          <w:sz w:val="19"/>
-          <w:szCs w:val="19"/>
-        </w:rPr>
-        <w:t>; &amp;</w:t>
-      </w:r>
-      <w:proofErr w:type="spellStart"/>
-      <w:r>
-        <w:rPr>
-          <w:rFonts w:ascii="돋움체" w:hAnsi="돋움체" w:cs="돋움체"/>
-          <w:color w:val="A31515"/>
-          <w:kern w:val="0"/>
-          <w:sz w:val="19"/>
-          <w:szCs w:val="19"/>
-        </w:rPr>
-        <w:t>nbsp</w:t>
-      </w:r>
-      <w:proofErr w:type="spellEnd"/>
-      <w:r>
-        <w:rPr>
-          <w:rFonts w:ascii="돋움체" w:hAnsi="돋움체" w:cs="돋움체"/>
-          <w:color w:val="A31515"/>
-          <w:kern w:val="0"/>
-          <w:sz w:val="19"/>
-          <w:szCs w:val="19"/>
-        </w:rPr>
-        <w:t>; '</w:t>
+        <w:t>' &amp;nbsp; &amp;nbsp; '</w:t>
       </w:r>
       <w:r>
         <w:rPr>
@@ -7399,53 +5044,7 @@
           <w:sz w:val="19"/>
           <w:szCs w:val="19"/>
         </w:rPr>
-        <w:t xml:space="preserve">            </w:t>
-      </w:r>
-      <w:proofErr w:type="spellStart"/>
-      <w:proofErr w:type="gramStart"/>
-      <w:r>
-        <w:rPr>
-          <w:rFonts w:ascii="돋움체" w:hAnsi="돋움체" w:cs="돋움체"/>
-          <w:color w:val="000000"/>
-          <w:kern w:val="0"/>
-          <w:sz w:val="19"/>
-          <w:szCs w:val="19"/>
-        </w:rPr>
-        <w:t>document.write</w:t>
-      </w:r>
-      <w:proofErr w:type="spellEnd"/>
-      <w:proofErr w:type="gramEnd"/>
-      <w:r>
-        <w:rPr>
-          <w:rFonts w:ascii="돋움체" w:hAnsi="돋움체" w:cs="돋움체"/>
-          <w:color w:val="000000"/>
-          <w:kern w:val="0"/>
-          <w:sz w:val="19"/>
-          <w:szCs w:val="19"/>
-        </w:rPr>
-        <w:t>(</w:t>
-      </w:r>
-      <w:proofErr w:type="spellStart"/>
-      <w:r>
-        <w:rPr>
-          <w:rFonts w:ascii="돋움체" w:hAnsi="돋움체" w:cs="돋움체"/>
-          <w:color w:val="000000"/>
-          <w:kern w:val="0"/>
-          <w:sz w:val="19"/>
-          <w:szCs w:val="19"/>
-        </w:rPr>
-        <w:t>i</w:t>
-      </w:r>
-      <w:proofErr w:type="spellEnd"/>
-      <w:r>
-        <w:rPr>
-          <w:rFonts w:ascii="돋움체" w:hAnsi="돋움체" w:cs="돋움체"/>
-          <w:color w:val="000000"/>
-          <w:kern w:val="0"/>
-          <w:sz w:val="19"/>
-          <w:szCs w:val="19"/>
-        </w:rPr>
-        <w:t xml:space="preserve"> + </w:t>
+        <w:t xml:space="preserve">            document.write(i + </w:t>
       </w:r>
       <w:r>
         <w:rPr>
@@ -7505,51 +5104,7 @@
           <w:sz w:val="19"/>
           <w:szCs w:val="19"/>
         </w:rPr>
-        <w:t xml:space="preserve"> + </w:t>
-      </w:r>
-      <w:proofErr w:type="spellStart"/>
-      <w:r>
-        <w:rPr>
-          <w:rFonts w:ascii="돋움체" w:hAnsi="돋움체" w:cs="돋움체"/>
-          <w:color w:val="000000"/>
-          <w:kern w:val="0"/>
-          <w:sz w:val="19"/>
-          <w:szCs w:val="19"/>
-        </w:rPr>
-        <w:t>arr</w:t>
-      </w:r>
-      <w:proofErr w:type="spellEnd"/>
-      <w:r>
-        <w:rPr>
-          <w:rFonts w:ascii="돋움체" w:hAnsi="돋움체" w:cs="돋움체"/>
-          <w:color w:val="000000"/>
-          <w:kern w:val="0"/>
-          <w:sz w:val="19"/>
-          <w:szCs w:val="19"/>
-        </w:rPr>
-        <w:t>[</w:t>
-      </w:r>
-      <w:proofErr w:type="spellStart"/>
-      <w:r>
-        <w:rPr>
-          <w:rFonts w:ascii="돋움체" w:hAnsi="돋움체" w:cs="돋움체"/>
-          <w:color w:val="000000"/>
-          <w:kern w:val="0"/>
-          <w:sz w:val="19"/>
-          <w:szCs w:val="19"/>
-        </w:rPr>
-        <w:t>i</w:t>
-      </w:r>
-      <w:proofErr w:type="spellEnd"/>
-      <w:r>
-        <w:rPr>
-          <w:rFonts w:ascii="돋움체" w:hAnsi="돋움체" w:cs="돋움체"/>
-          <w:color w:val="000000"/>
-          <w:kern w:val="0"/>
-          <w:sz w:val="19"/>
-          <w:szCs w:val="19"/>
-        </w:rPr>
-        <w:t xml:space="preserve">] + </w:t>
+        <w:t xml:space="preserve"> + arr[i] + </w:t>
       </w:r>
       <w:r>
         <w:rPr>
@@ -7559,29 +5114,7 @@
           <w:sz w:val="19"/>
           <w:szCs w:val="19"/>
         </w:rPr>
-        <w:t>'&lt;</w:t>
-      </w:r>
-      <w:proofErr w:type="spellStart"/>
-      <w:r>
-        <w:rPr>
-          <w:rFonts w:ascii="돋움체" w:hAnsi="돋움체" w:cs="돋움체"/>
-          <w:color w:val="A31515"/>
-          <w:kern w:val="0"/>
-          <w:sz w:val="19"/>
-          <w:szCs w:val="19"/>
-        </w:rPr>
-        <w:t>br</w:t>
-      </w:r>
-      <w:proofErr w:type="spellEnd"/>
-      <w:r>
-        <w:rPr>
-          <w:rFonts w:ascii="돋움체" w:hAnsi="돋움체" w:cs="돋움체"/>
-          <w:color w:val="A31515"/>
-          <w:kern w:val="0"/>
-          <w:sz w:val="19"/>
-          <w:szCs w:val="19"/>
-        </w:rPr>
-        <w:t>&gt;'</w:t>
+        <w:t>'&lt;br&gt;'</w:t>
       </w:r>
       <w:r>
         <w:rPr>
@@ -7643,31 +5176,7 @@
           <w:sz w:val="19"/>
           <w:szCs w:val="19"/>
         </w:rPr>
-        <w:t xml:space="preserve">        </w:t>
-      </w:r>
-      <w:proofErr w:type="spellStart"/>
-      <w:proofErr w:type="gramStart"/>
-      <w:r>
-        <w:rPr>
-          <w:rFonts w:ascii="돋움체" w:hAnsi="돋움체" w:cs="돋움체"/>
-          <w:color w:val="000000"/>
-          <w:kern w:val="0"/>
-          <w:sz w:val="19"/>
-          <w:szCs w:val="19"/>
-        </w:rPr>
-        <w:t>document.write</w:t>
-      </w:r>
-      <w:proofErr w:type="spellEnd"/>
-      <w:proofErr w:type="gramEnd"/>
-      <w:r>
-        <w:rPr>
-          <w:rFonts w:ascii="돋움체" w:hAnsi="돋움체" w:cs="돋움체"/>
-          <w:color w:val="000000"/>
-          <w:kern w:val="0"/>
-          <w:sz w:val="19"/>
-          <w:szCs w:val="19"/>
-        </w:rPr>
-        <w:t>(</w:t>
+        <w:t xml:space="preserve">        document.write(</w:t>
       </w:r>
       <w:r>
         <w:rPr>
@@ -7677,29 +5186,7 @@
           <w:sz w:val="19"/>
           <w:szCs w:val="19"/>
         </w:rPr>
-        <w:t>'&lt;</w:t>
-      </w:r>
-      <w:proofErr w:type="spellStart"/>
-      <w:r>
-        <w:rPr>
-          <w:rFonts w:ascii="돋움체" w:hAnsi="돋움체" w:cs="돋움체"/>
-          <w:color w:val="A31515"/>
-          <w:kern w:val="0"/>
-          <w:sz w:val="19"/>
-          <w:szCs w:val="19"/>
-        </w:rPr>
-        <w:t>hr</w:t>
-      </w:r>
-      <w:proofErr w:type="spellEnd"/>
-      <w:r>
-        <w:rPr>
-          <w:rFonts w:ascii="돋움체" w:hAnsi="돋움체" w:cs="돋움체"/>
-          <w:color w:val="A31515"/>
-          <w:kern w:val="0"/>
-          <w:sz w:val="19"/>
-          <w:szCs w:val="19"/>
-        </w:rPr>
-        <w:t>&gt;'</w:t>
+        <w:t>'&lt;hr&gt;'</w:t>
       </w:r>
       <w:r>
         <w:rPr>
@@ -7735,31 +5222,7 @@
           <w:sz w:val="19"/>
           <w:szCs w:val="19"/>
         </w:rPr>
-        <w:t xml:space="preserve">        </w:t>
-      </w:r>
-      <w:proofErr w:type="spellStart"/>
-      <w:proofErr w:type="gramStart"/>
-      <w:r>
-        <w:rPr>
-          <w:rFonts w:ascii="돋움체" w:hAnsi="돋움체" w:cs="돋움체"/>
-          <w:color w:val="000000"/>
-          <w:kern w:val="0"/>
-          <w:sz w:val="19"/>
-          <w:szCs w:val="19"/>
-        </w:rPr>
-        <w:t>arr.forEach</w:t>
-      </w:r>
-      <w:proofErr w:type="spellEnd"/>
-      <w:proofErr w:type="gramEnd"/>
-      <w:r>
-        <w:rPr>
-          <w:rFonts w:ascii="돋움체" w:hAnsi="돋움체" w:cs="돋움체"/>
-          <w:color w:val="000000"/>
-          <w:kern w:val="0"/>
-          <w:sz w:val="19"/>
-          <w:szCs w:val="19"/>
-        </w:rPr>
-        <w:t>(</w:t>
+        <w:t xml:space="preserve">        arr.forEach(</w:t>
       </w:r>
       <w:r>
         <w:rPr>
@@ -7805,31 +5268,7 @@
           <w:sz w:val="19"/>
           <w:szCs w:val="19"/>
         </w:rPr>
-        <w:t xml:space="preserve">            </w:t>
-      </w:r>
-      <w:proofErr w:type="spellStart"/>
-      <w:proofErr w:type="gramStart"/>
-      <w:r>
-        <w:rPr>
-          <w:rFonts w:ascii="돋움체" w:hAnsi="돋움체" w:cs="돋움체"/>
-          <w:color w:val="000000"/>
-          <w:kern w:val="0"/>
-          <w:sz w:val="19"/>
-          <w:szCs w:val="19"/>
-        </w:rPr>
-        <w:t>document.write</w:t>
-      </w:r>
-      <w:proofErr w:type="spellEnd"/>
-      <w:proofErr w:type="gramEnd"/>
-      <w:r>
-        <w:rPr>
-          <w:rFonts w:ascii="돋움체" w:hAnsi="돋움체" w:cs="돋움체"/>
-          <w:color w:val="000000"/>
-          <w:kern w:val="0"/>
-          <w:sz w:val="19"/>
-          <w:szCs w:val="19"/>
-        </w:rPr>
-        <w:t xml:space="preserve">(data + </w:t>
+        <w:t xml:space="preserve">            document.write(data + </w:t>
       </w:r>
       <w:r>
         <w:rPr>
@@ -7839,29 +5278,7 @@
           <w:sz w:val="19"/>
           <w:szCs w:val="19"/>
         </w:rPr>
-        <w:t>'&lt;</w:t>
-      </w:r>
-      <w:proofErr w:type="spellStart"/>
-      <w:r>
-        <w:rPr>
-          <w:rFonts w:ascii="돋움체" w:hAnsi="돋움체" w:cs="돋움체"/>
-          <w:color w:val="A31515"/>
-          <w:kern w:val="0"/>
-          <w:sz w:val="19"/>
-          <w:szCs w:val="19"/>
-        </w:rPr>
-        <w:t>br</w:t>
-      </w:r>
-      <w:proofErr w:type="spellEnd"/>
-      <w:r>
-        <w:rPr>
-          <w:rFonts w:ascii="돋움체" w:hAnsi="돋움체" w:cs="돋움체"/>
-          <w:color w:val="A31515"/>
-          <w:kern w:val="0"/>
-          <w:sz w:val="19"/>
-          <w:szCs w:val="19"/>
-        </w:rPr>
-        <w:t>&gt;'</w:t>
+        <w:t>'&lt;br&gt;'</w:t>
       </w:r>
       <w:r>
         <w:rPr>
@@ -7986,14 +5403,12 @@
         </w:rPr>
         <w:t xml:space="preserve">첩 </w:t>
       </w:r>
-      <w:proofErr w:type="spellStart"/>
       <w:r>
         <w:rPr>
           <w:rFonts w:hint="eastAsia"/>
         </w:rPr>
         <w:t>반복문</w:t>
       </w:r>
-      <w:proofErr w:type="spellEnd"/>
     </w:p>
     <w:p>
       <w:pPr>
@@ -8077,7 +5492,6 @@
         </w:rPr>
         <w:t xml:space="preserve"> </w:t>
       </w:r>
-      <w:proofErr w:type="spellStart"/>
       <w:r>
         <w:rPr>
           <w:rFonts w:ascii="돋움체" w:hAnsi="돋움체" w:cs="돋움체" w:hint="eastAsia"/>
@@ -8087,7 +5501,6 @@
         </w:rPr>
         <w:t>입력받아</w:t>
       </w:r>
-      <w:proofErr w:type="spellEnd"/>
       <w:r>
         <w:rPr>
           <w:rFonts w:ascii="돋움체" w:hAnsi="돋움체" w:cs="돋움체" w:hint="eastAsia"/>
@@ -8167,19 +5580,80 @@
           <w:sz w:val="19"/>
           <w:szCs w:val="19"/>
         </w:rPr>
+        <w:t xml:space="preserve"> javascript </w:t>
+      </w:r>
+      <w:r>
+        <w:rPr>
+          <w:rFonts w:ascii="돋움체" w:hAnsi="돋움체" w:cs="돋움체" w:hint="eastAsia"/>
+          <w:kern w:val="0"/>
+          <w:sz w:val="19"/>
+          <w:szCs w:val="19"/>
+        </w:rPr>
+        <w:t>프로그램을</w:t>
+      </w:r>
+      <w:r>
+        <w:rPr>
+          <w:rFonts w:ascii="돋움체" w:hAnsi="돋움체" w:cs="돋움체" w:hint="eastAsia"/>
+          <w:kern w:val="0"/>
+          <w:sz w:val="19"/>
+          <w:szCs w:val="19"/>
+        </w:rPr>
         <w:t xml:space="preserve"> </w:t>
       </w:r>
-      <w:proofErr w:type="spellStart"/>
-      <w:r>
-        <w:rPr>
-          <w:rFonts w:ascii="돋움체" w:hAnsi="돋움체" w:cs="돋움체" w:hint="eastAsia"/>
-          <w:kern w:val="0"/>
-          <w:sz w:val="19"/>
-          <w:szCs w:val="19"/>
-        </w:rPr>
-        <w:t>javascript</w:t>
-      </w:r>
-      <w:proofErr w:type="spellEnd"/>
+      <w:r>
+        <w:rPr>
+          <w:rFonts w:ascii="돋움체" w:hAnsi="돋움체" w:cs="돋움체" w:hint="eastAsia"/>
+          <w:kern w:val="0"/>
+          <w:sz w:val="19"/>
+          <w:szCs w:val="19"/>
+        </w:rPr>
+        <w:t>구현하시오</w:t>
+      </w:r>
+      <w:r>
+        <w:rPr>
+          <w:rFonts w:ascii="돋움체" w:hAnsi="돋움체" w:cs="돋움체" w:hint="eastAsia"/>
+          <w:kern w:val="0"/>
+          <w:sz w:val="19"/>
+          <w:szCs w:val="19"/>
+        </w:rPr>
+        <w:t>(</w:t>
+      </w:r>
+      <w:r>
+        <w:rPr>
+          <w:rFonts w:ascii="돋움체" w:hAnsi="돋움체" w:cs="돋움체" w:hint="eastAsia"/>
+          <w:kern w:val="0"/>
+          <w:sz w:val="19"/>
+          <w:szCs w:val="19"/>
+        </w:rPr>
+        <w:t>단</w:t>
+      </w:r>
+      <w:r>
+        <w:rPr>
+          <w:rFonts w:ascii="돋움체" w:hAnsi="돋움체" w:cs="돋움체" w:hint="eastAsia"/>
+          <w:kern w:val="0"/>
+          <w:sz w:val="19"/>
+          <w:szCs w:val="19"/>
+        </w:rPr>
+        <w:t xml:space="preserve">, </w:t>
+      </w:r>
+      <w:r>
+        <w:rPr>
+          <w:rFonts w:ascii="돋움체" w:hAnsi="돋움체" w:cs="돋움체"/>
+          <w:kern w:val="0"/>
+          <w:sz w:val="19"/>
+          <w:szCs w:val="19"/>
+        </w:rPr>
+        <w:t>입력받</w:t>
+      </w:r>
+      <w:r>
+        <w:rPr>
+          <w:rFonts w:ascii="돋움체" w:hAnsi="돋움체" w:cs="돋움체" w:hint="eastAsia"/>
+          <w:kern w:val="0"/>
+          <w:sz w:val="19"/>
+          <w:szCs w:val="19"/>
+        </w:rPr>
+        <w:t>은</w:t>
+      </w:r>
       <w:r>
         <w:rPr>
           <w:rFonts w:ascii="돋움체" w:hAnsi="돋움체" w:cs="돋움체" w:hint="eastAsia"/>
@@ -8196,7 +5670,7 @@
           <w:sz w:val="19"/>
           <w:szCs w:val="19"/>
         </w:rPr>
-        <w:t>프로그램을</w:t>
+        <w:t>것이</w:t>
       </w:r>
       <w:r>
         <w:rPr>
@@ -8207,64 +5681,15 @@
         </w:rPr>
         <w:t xml:space="preserve"> </w:t>
       </w:r>
-      <w:proofErr w:type="spellStart"/>
-      <w:r>
-        <w:rPr>
-          <w:rFonts w:ascii="돋움체" w:hAnsi="돋움체" w:cs="돋움체" w:hint="eastAsia"/>
-          <w:kern w:val="0"/>
-          <w:sz w:val="19"/>
-          <w:szCs w:val="19"/>
-        </w:rPr>
-        <w:t>구현하시오</w:t>
-      </w:r>
-      <w:proofErr w:type="spellEnd"/>
-      <w:r>
-        <w:rPr>
-          <w:rFonts w:ascii="돋움체" w:hAnsi="돋움체" w:cs="돋움체" w:hint="eastAsia"/>
-          <w:kern w:val="0"/>
-          <w:sz w:val="19"/>
-          <w:szCs w:val="19"/>
-        </w:rPr>
-        <w:t>(</w:t>
-      </w:r>
-      <w:r>
-        <w:rPr>
-          <w:rFonts w:ascii="돋움체" w:hAnsi="돋움체" w:cs="돋움체" w:hint="eastAsia"/>
-          <w:kern w:val="0"/>
-          <w:sz w:val="19"/>
-          <w:szCs w:val="19"/>
-        </w:rPr>
-        <w:t>단</w:t>
-      </w:r>
-      <w:r>
-        <w:rPr>
-          <w:rFonts w:ascii="돋움체" w:hAnsi="돋움체" w:cs="돋움체" w:hint="eastAsia"/>
-          <w:kern w:val="0"/>
-          <w:sz w:val="19"/>
-          <w:szCs w:val="19"/>
-        </w:rPr>
-        <w:t xml:space="preserve">, </w:t>
-      </w:r>
-      <w:proofErr w:type="spellStart"/>
-      <w:r>
-        <w:rPr>
-          <w:rFonts w:ascii="돋움체" w:hAnsi="돋움체" w:cs="돋움체"/>
-          <w:kern w:val="0"/>
-          <w:sz w:val="19"/>
-          <w:szCs w:val="19"/>
-        </w:rPr>
-        <w:t>입력받</w:t>
-      </w:r>
-      <w:r>
-        <w:rPr>
-          <w:rFonts w:ascii="돋움체" w:hAnsi="돋움체" w:cs="돋움체" w:hint="eastAsia"/>
-          <w:kern w:val="0"/>
-          <w:sz w:val="19"/>
-          <w:szCs w:val="19"/>
-        </w:rPr>
-        <w:t>은</w:t>
-      </w:r>
-      <w:proofErr w:type="spellEnd"/>
+      <w:r>
+        <w:rPr>
+          <w:rFonts w:ascii="돋움체" w:hAnsi="돋움체" w:cs="돋움체" w:hint="eastAsia"/>
+          <w:kern w:val="0"/>
+          <w:sz w:val="19"/>
+          <w:szCs w:val="19"/>
+        </w:rPr>
+        <w:t>숫자가</w:t>
+      </w:r>
       <w:r>
         <w:rPr>
           <w:rFonts w:ascii="돋움체" w:hAnsi="돋움체" w:cs="돋움체" w:hint="eastAsia"/>
@@ -8281,7 +5706,7 @@
           <w:sz w:val="19"/>
           <w:szCs w:val="19"/>
         </w:rPr>
-        <w:t>것이</w:t>
+        <w:t>아닐</w:t>
       </w:r>
       <w:r>
         <w:rPr>
@@ -8299,7 +5724,7 @@
           <w:sz w:val="19"/>
           <w:szCs w:val="19"/>
         </w:rPr>
-        <w:t>숫자가</w:t>
+        <w:t>시</w:t>
       </w:r>
       <w:r>
         <w:rPr>
@@ -8312,12 +5737,21 @@
       </w:r>
       <w:r>
         <w:rPr>
-          <w:rFonts w:ascii="돋움체" w:hAnsi="돋움체" w:cs="돋움체" w:hint="eastAsia"/>
-          <w:kern w:val="0"/>
-          <w:sz w:val="19"/>
-          <w:szCs w:val="19"/>
-        </w:rPr>
-        <w:t>아닐</w:t>
+          <w:rFonts w:ascii="돋움체" w:hAnsi="돋움체" w:cs="돋움체"/>
+          <w:kern w:val="0"/>
+          <w:sz w:val="19"/>
+          <w:szCs w:val="19"/>
+        </w:rPr>
+        <w:t>“</w:t>
+      </w:r>
+      <w:r>
+        <w:rPr>
+          <w:rFonts w:ascii="돋움체" w:hAnsi="돋움체" w:cs="돋움체" w:hint="eastAsia"/>
+          <w:kern w:val="0"/>
+          <w:sz w:val="19"/>
+          <w:szCs w:val="19"/>
+        </w:rPr>
+        <w:t>숫자를</w:t>
       </w:r>
       <w:r>
         <w:rPr>
@@ -8335,7 +5769,7 @@
           <w:sz w:val="19"/>
           <w:szCs w:val="19"/>
         </w:rPr>
-        <w:t>시</w:t>
+        <w:t>꼭</w:t>
       </w:r>
       <w:r>
         <w:rPr>
@@ -8348,21 +5782,12 @@
       </w:r>
       <w:r>
         <w:rPr>
-          <w:rFonts w:ascii="돋움체" w:hAnsi="돋움체" w:cs="돋움체"/>
-          <w:kern w:val="0"/>
-          <w:sz w:val="19"/>
-          <w:szCs w:val="19"/>
-        </w:rPr>
-        <w:t>“</w:t>
-      </w:r>
-      <w:r>
-        <w:rPr>
-          <w:rFonts w:ascii="돋움체" w:hAnsi="돋움체" w:cs="돋움체" w:hint="eastAsia"/>
-          <w:kern w:val="0"/>
-          <w:sz w:val="19"/>
-          <w:szCs w:val="19"/>
-        </w:rPr>
-        <w:t>숫자를</w:t>
+          <w:rFonts w:ascii="돋움체" w:hAnsi="돋움체" w:cs="돋움체" w:hint="eastAsia"/>
+          <w:kern w:val="0"/>
+          <w:sz w:val="19"/>
+          <w:szCs w:val="19"/>
+        </w:rPr>
+        <w:t>입력해야</w:t>
       </w:r>
       <w:r>
         <w:rPr>
@@ -8380,7 +5805,25 @@
           <w:sz w:val="19"/>
           <w:szCs w:val="19"/>
         </w:rPr>
-        <w:t>꼭</w:t>
+        <w:t>합니다</w:t>
+      </w:r>
+      <w:r>
+        <w:rPr>
+          <w:rFonts w:ascii="돋움체" w:hAnsi="돋움체" w:cs="돋움체"/>
+          <w:kern w:val="0"/>
+          <w:sz w:val="19"/>
+          <w:szCs w:val="19"/>
+        </w:rPr>
+        <w:t>”</w:t>
+      </w:r>
+      <w:r>
+        <w:rPr>
+          <w:rFonts w:ascii="돋움체" w:hAnsi="돋움체" w:cs="돋움체" w:hint="eastAsia"/>
+          <w:kern w:val="0"/>
+          <w:sz w:val="19"/>
+          <w:szCs w:val="19"/>
+        </w:rPr>
+        <w:t>라는</w:t>
       </w:r>
       <w:r>
         <w:rPr>
@@ -8398,7 +5841,7 @@
           <w:sz w:val="19"/>
           <w:szCs w:val="19"/>
         </w:rPr>
-        <w:t>입력해야</w:t>
+        <w:t>경고문구를</w:t>
       </w:r>
       <w:r>
         <w:rPr>
@@ -8416,64 +5859,8 @@
           <w:sz w:val="19"/>
           <w:szCs w:val="19"/>
         </w:rPr>
-        <w:t>합니다</w:t>
-      </w:r>
-      <w:r>
-        <w:rPr>
-          <w:rFonts w:ascii="돋움체" w:hAnsi="돋움체" w:cs="돋움체"/>
-          <w:kern w:val="0"/>
-          <w:sz w:val="19"/>
-          <w:szCs w:val="19"/>
-        </w:rPr>
-        <w:t>”</w:t>
-      </w:r>
-      <w:r>
-        <w:rPr>
-          <w:rFonts w:ascii="돋움체" w:hAnsi="돋움체" w:cs="돋움체" w:hint="eastAsia"/>
-          <w:kern w:val="0"/>
-          <w:sz w:val="19"/>
-          <w:szCs w:val="19"/>
-        </w:rPr>
-        <w:t>라는</w:t>
-      </w:r>
-      <w:r>
-        <w:rPr>
-          <w:rFonts w:ascii="돋움체" w:hAnsi="돋움체" w:cs="돋움체" w:hint="eastAsia"/>
-          <w:kern w:val="0"/>
-          <w:sz w:val="19"/>
-          <w:szCs w:val="19"/>
-        </w:rPr>
-        <w:t xml:space="preserve"> </w:t>
-      </w:r>
-      <w:r>
-        <w:rPr>
-          <w:rFonts w:ascii="돋움체" w:hAnsi="돋움체" w:cs="돋움체" w:hint="eastAsia"/>
-          <w:kern w:val="0"/>
-          <w:sz w:val="19"/>
-          <w:szCs w:val="19"/>
-        </w:rPr>
-        <w:t>경고문구를</w:t>
-      </w:r>
-      <w:r>
-        <w:rPr>
-          <w:rFonts w:ascii="돋움체" w:hAnsi="돋움체" w:cs="돋움체" w:hint="eastAsia"/>
-          <w:kern w:val="0"/>
-          <w:sz w:val="19"/>
-          <w:szCs w:val="19"/>
-        </w:rPr>
-        <w:t xml:space="preserve"> </w:t>
-      </w:r>
-      <w:proofErr w:type="spellStart"/>
-      <w:r>
-        <w:rPr>
-          <w:rFonts w:ascii="돋움체" w:hAnsi="돋움체" w:cs="돋움체" w:hint="eastAsia"/>
-          <w:kern w:val="0"/>
-          <w:sz w:val="19"/>
-          <w:szCs w:val="19"/>
-        </w:rPr>
         <w:t>출력하시오</w:t>
       </w:r>
-      <w:proofErr w:type="spellEnd"/>
       <w:r>
         <w:rPr>
           <w:rFonts w:ascii="돋움체" w:hAnsi="돋움체" w:cs="돋움체" w:hint="eastAsia"/>
@@ -8612,38 +5999,26 @@
           <w:sz w:val="19"/>
           <w:szCs w:val="19"/>
         </w:rPr>
+        <w:t xml:space="preserve"> javascript</w:t>
+      </w:r>
+      <w:r>
+        <w:rPr>
+          <w:rFonts w:ascii="돋움체" w:hAnsi="돋움체" w:cs="돋움체" w:hint="eastAsia"/>
+          <w:kern w:val="0"/>
+          <w:sz w:val="19"/>
+          <w:szCs w:val="19"/>
+        </w:rPr>
+        <w:t>프로그램을</w:t>
+      </w:r>
+      <w:r>
+        <w:rPr>
+          <w:rFonts w:ascii="돋움체" w:hAnsi="돋움체" w:cs="돋움체" w:hint="eastAsia"/>
+          <w:kern w:val="0"/>
+          <w:sz w:val="19"/>
+          <w:szCs w:val="19"/>
+        </w:rPr>
         <w:t xml:space="preserve"> </w:t>
       </w:r>
-      <w:proofErr w:type="spellStart"/>
-      <w:r>
-        <w:rPr>
-          <w:rFonts w:ascii="돋움체" w:hAnsi="돋움체" w:cs="돋움체" w:hint="eastAsia"/>
-          <w:kern w:val="0"/>
-          <w:sz w:val="19"/>
-          <w:szCs w:val="19"/>
-        </w:rPr>
-        <w:t>javascript</w:t>
-      </w:r>
-      <w:proofErr w:type="spellEnd"/>
-      <w:r>
-        <w:rPr>
-          <w:rFonts w:ascii="돋움체" w:hAnsi="돋움체" w:cs="돋움체" w:hint="eastAsia"/>
-          <w:kern w:val="0"/>
-          <w:sz w:val="19"/>
-          <w:szCs w:val="19"/>
-        </w:rPr>
-        <w:t>프로그램을</w:t>
-      </w:r>
-      <w:r>
-        <w:rPr>
-          <w:rFonts w:ascii="돋움체" w:hAnsi="돋움체" w:cs="돋움체" w:hint="eastAsia"/>
-          <w:kern w:val="0"/>
-          <w:sz w:val="19"/>
-          <w:szCs w:val="19"/>
-        </w:rPr>
-        <w:t xml:space="preserve"> </w:t>
-      </w:r>
-      <w:proofErr w:type="spellStart"/>
       <w:r>
         <w:rPr>
           <w:rFonts w:ascii="돋움체" w:hAnsi="돋움체" w:cs="돋움체" w:hint="eastAsia"/>
@@ -8653,7 +6028,6 @@
         </w:rPr>
         <w:t>구현하시오</w:t>
       </w:r>
-      <w:proofErr w:type="spellEnd"/>
     </w:p>
     <w:p>
       <w:pPr>
@@ -8791,7 +6165,6 @@
           <w:szCs w:val="19"/>
         </w:rPr>
       </w:pPr>
-      <w:proofErr w:type="gramStart"/>
       <w:r>
         <w:rPr>
           <w:rFonts w:ascii="돋움체" w:hAnsi="돋움체" w:cs="돋움체" w:hint="eastAsia"/>
@@ -8828,7 +6201,6 @@
         </w:rPr>
         <w:t>break</w:t>
       </w:r>
-      <w:proofErr w:type="gramEnd"/>
       <w:r>
         <w:rPr>
           <w:rFonts w:ascii="돋움체" w:hAnsi="돋움체" w:cs="돋움체" w:hint="eastAsia"/>
@@ -8954,55 +6326,7 @@
           <w:szCs w:val="19"/>
           <w:highlight w:val="white"/>
         </w:rPr>
-        <w:t xml:space="preserve"> (num = </w:t>
-      </w:r>
-      <w:proofErr w:type="gramStart"/>
-      <w:r>
-        <w:rPr>
-          <w:rFonts w:ascii="돋움체" w:hAnsi="돋움체" w:cs="돋움체"/>
-          <w:color w:val="000000"/>
-          <w:kern w:val="0"/>
-          <w:sz w:val="19"/>
-          <w:szCs w:val="19"/>
-          <w:highlight w:val="white"/>
-        </w:rPr>
-        <w:t>1 ;</w:t>
-      </w:r>
-      <w:proofErr w:type="gramEnd"/>
-      <w:r>
-        <w:rPr>
-          <w:rFonts w:ascii="돋움체" w:hAnsi="돋움체" w:cs="돋움체"/>
-          <w:color w:val="000000"/>
-          <w:kern w:val="0"/>
-          <w:sz w:val="19"/>
-          <w:szCs w:val="19"/>
-          <w:highlight w:val="white"/>
-        </w:rPr>
-        <w:t xml:space="preserve"> num &lt; </w:t>
-      </w:r>
-      <w:proofErr w:type="gramStart"/>
-      <w:r>
-        <w:rPr>
-          <w:rFonts w:ascii="돋움체" w:hAnsi="돋움체" w:cs="돋움체"/>
-          <w:color w:val="000000"/>
-          <w:kern w:val="0"/>
-          <w:sz w:val="19"/>
-          <w:szCs w:val="19"/>
-          <w:highlight w:val="white"/>
-        </w:rPr>
-        <w:t>5 ;</w:t>
-      </w:r>
-      <w:proofErr w:type="gramEnd"/>
-      <w:r>
-        <w:rPr>
-          <w:rFonts w:ascii="돋움체" w:hAnsi="돋움체" w:cs="돋움체"/>
-          <w:color w:val="000000"/>
-          <w:kern w:val="0"/>
-          <w:sz w:val="19"/>
-          <w:szCs w:val="19"/>
-          <w:highlight w:val="white"/>
-        </w:rPr>
-        <w:t xml:space="preserve"> num++) {</w:t>
+        <w:t xml:space="preserve"> (num = 1 ; num &lt; 5 ; num++) {</w:t>
       </w:r>
     </w:p>
     <w:p>
@@ -9315,55 +6639,7 @@
           <w:szCs w:val="19"/>
           <w:highlight w:val="white"/>
         </w:rPr>
-        <w:t xml:space="preserve"> (num = </w:t>
-      </w:r>
-      <w:proofErr w:type="gramStart"/>
-      <w:r>
-        <w:rPr>
-          <w:rFonts w:ascii="돋움체" w:hAnsi="돋움체" w:cs="돋움체"/>
-          <w:color w:val="000000"/>
-          <w:kern w:val="0"/>
-          <w:sz w:val="19"/>
-          <w:szCs w:val="19"/>
-          <w:highlight w:val="white"/>
-        </w:rPr>
-        <w:t>1 ;</w:t>
-      </w:r>
-      <w:proofErr w:type="gramEnd"/>
-      <w:r>
-        <w:rPr>
-          <w:rFonts w:ascii="돋움체" w:hAnsi="돋움체" w:cs="돋움체"/>
-          <w:color w:val="000000"/>
-          <w:kern w:val="0"/>
-          <w:sz w:val="19"/>
-          <w:szCs w:val="19"/>
-          <w:highlight w:val="white"/>
-        </w:rPr>
-        <w:t xml:space="preserve"> num &lt; </w:t>
-      </w:r>
-      <w:proofErr w:type="gramStart"/>
-      <w:r>
-        <w:rPr>
-          <w:rFonts w:ascii="돋움체" w:hAnsi="돋움체" w:cs="돋움체"/>
-          <w:color w:val="000000"/>
-          <w:kern w:val="0"/>
-          <w:sz w:val="19"/>
-          <w:szCs w:val="19"/>
-          <w:highlight w:val="white"/>
-        </w:rPr>
-        <w:t>5 ;</w:t>
-      </w:r>
-      <w:proofErr w:type="gramEnd"/>
-      <w:r>
-        <w:rPr>
-          <w:rFonts w:ascii="돋움체" w:hAnsi="돋움체" w:cs="돋움체"/>
-          <w:color w:val="000000"/>
-          <w:kern w:val="0"/>
-          <w:sz w:val="19"/>
-          <w:szCs w:val="19"/>
-          <w:highlight w:val="white"/>
-        </w:rPr>
-        <w:t xml:space="preserve"> num++) {</w:t>
+        <w:t xml:space="preserve"> (num = 1 ; num &lt; 5 ; num++) {</w:t>
       </w:r>
     </w:p>
     <w:p>
@@ -9708,57 +6984,8 @@
           <w:szCs w:val="19"/>
           <w:highlight w:val="white"/>
         </w:rPr>
-        <w:t xml:space="preserve"> </w:t>
-      </w:r>
-      <w:proofErr w:type="spellStart"/>
-      <w:r>
-        <w:rPr>
-          <w:rFonts w:ascii="돋움체" w:hAnsi="돋움체" w:cs="돋움체"/>
-          <w:color w:val="000000"/>
-          <w:kern w:val="0"/>
-          <w:sz w:val="19"/>
-          <w:szCs w:val="19"/>
-          <w:highlight w:val="white"/>
-        </w:rPr>
-        <w:t>i</w:t>
-      </w:r>
-      <w:proofErr w:type="spellEnd"/>
-      <w:r>
-        <w:rPr>
-          <w:rFonts w:ascii="돋움체" w:hAnsi="돋움체" w:cs="돋움체"/>
-          <w:color w:val="000000"/>
-          <w:kern w:val="0"/>
-          <w:sz w:val="19"/>
-          <w:szCs w:val="19"/>
-          <w:highlight w:val="white"/>
-        </w:rPr>
-        <w:t>=</w:t>
-      </w:r>
-      <w:proofErr w:type="gramStart"/>
-      <w:r>
-        <w:rPr>
-          <w:rFonts w:ascii="돋움체" w:hAnsi="돋움체" w:cs="돋움체"/>
-          <w:color w:val="000000"/>
-          <w:kern w:val="0"/>
-          <w:sz w:val="19"/>
-          <w:szCs w:val="19"/>
-          <w:highlight w:val="white"/>
-        </w:rPr>
-        <w:t>0 ;</w:t>
-      </w:r>
-      <w:proofErr w:type="gramEnd"/>
-      <w:r>
-        <w:rPr>
-          <w:rFonts w:ascii="돋움체" w:hAnsi="돋움체" w:cs="돋움체"/>
-          <w:color w:val="000000"/>
-          <w:kern w:val="0"/>
-          <w:sz w:val="19"/>
-          <w:szCs w:val="19"/>
-          <w:highlight w:val="white"/>
-        </w:rPr>
-        <w:t xml:space="preserve"> </w:t>
-      </w:r>
-      <w:proofErr w:type="gramStart"/>
+        <w:t xml:space="preserve"> i=0 ; </w:t>
+      </w:r>
       <w:r>
         <w:rPr>
           <w:rFonts w:ascii="돋움체" w:hAnsi="돋움체" w:cs="돋움체"/>
@@ -9779,57 +7006,8 @@
           <w:szCs w:val="19"/>
           <w:highlight w:val="white"/>
         </w:rPr>
-        <w:t xml:space="preserve"> ;</w:t>
-      </w:r>
-      <w:proofErr w:type="gramEnd"/>
-      <w:r>
-        <w:rPr>
-          <w:rFonts w:ascii="돋움체" w:hAnsi="돋움체" w:cs="돋움체"/>
-          <w:color w:val="000000"/>
-          <w:kern w:val="0"/>
-          <w:sz w:val="19"/>
-          <w:szCs w:val="19"/>
-          <w:highlight w:val="white"/>
-        </w:rPr>
-        <w:t xml:space="preserve"> </w:t>
-      </w:r>
-      <w:proofErr w:type="spellStart"/>
-      <w:r>
-        <w:rPr>
-          <w:rFonts w:ascii="돋움체" w:hAnsi="돋움체" w:cs="돋움체"/>
-          <w:color w:val="000000"/>
-          <w:kern w:val="0"/>
-          <w:sz w:val="19"/>
-          <w:szCs w:val="19"/>
-          <w:highlight w:val="white"/>
-        </w:rPr>
-        <w:t>i</w:t>
-      </w:r>
-      <w:proofErr w:type="spellEnd"/>
-      <w:r>
-        <w:rPr>
-          <w:rFonts w:ascii="돋움체" w:hAnsi="돋움체" w:cs="돋움체"/>
-          <w:color w:val="000000"/>
-          <w:kern w:val="0"/>
-          <w:sz w:val="19"/>
-          <w:szCs w:val="19"/>
-          <w:highlight w:val="white"/>
-        </w:rPr>
-        <w:t>+</w:t>
-      </w:r>
-      <w:proofErr w:type="gramStart"/>
-      <w:r>
-        <w:rPr>
-          <w:rFonts w:ascii="돋움체" w:hAnsi="돋움체" w:cs="돋움체"/>
-          <w:color w:val="000000"/>
-          <w:kern w:val="0"/>
-          <w:sz w:val="19"/>
-          <w:szCs w:val="19"/>
-          <w:highlight w:val="white"/>
-        </w:rPr>
-        <w:t>+){</w:t>
-      </w:r>
-      <w:proofErr w:type="gramEnd"/>
+        <w:t xml:space="preserve"> ; i++){</w:t>
+      </w:r>
     </w:p>
     <w:p>
       <w:pPr>
@@ -9855,31 +7033,7 @@
           <w:szCs w:val="19"/>
           <w:highlight w:val="white"/>
         </w:rPr>
-        <w:t xml:space="preserve">            alert(</w:t>
-      </w:r>
-      <w:proofErr w:type="spellStart"/>
-      <w:r>
-        <w:rPr>
-          <w:rFonts w:ascii="돋움체" w:hAnsi="돋움체" w:cs="돋움체"/>
-          <w:color w:val="000000"/>
-          <w:kern w:val="0"/>
-          <w:sz w:val="19"/>
-          <w:szCs w:val="19"/>
-          <w:highlight w:val="white"/>
-        </w:rPr>
-        <w:t>i</w:t>
-      </w:r>
-      <w:proofErr w:type="spellEnd"/>
-      <w:r>
-        <w:rPr>
-          <w:rFonts w:ascii="돋움체" w:hAnsi="돋움체" w:cs="돋움체"/>
-          <w:color w:val="000000"/>
-          <w:kern w:val="0"/>
-          <w:sz w:val="19"/>
-          <w:szCs w:val="19"/>
-          <w:highlight w:val="white"/>
-        </w:rPr>
-        <w:t xml:space="preserve"> + </w:t>
+        <w:t xml:space="preserve">            alert(i + </w:t>
       </w:r>
       <w:r>
         <w:rPr>
@@ -9914,7 +7068,6 @@
         </w:rPr>
         <w:t xml:space="preserve"> </w:t>
       </w:r>
-      <w:proofErr w:type="spellStart"/>
       <w:r>
         <w:rPr>
           <w:rFonts w:ascii="돋움체" w:hAnsi="돋움체" w:cs="돋움체"/>
@@ -9926,7 +7079,6 @@
         </w:rPr>
         <w:t>반복문입니다</w:t>
       </w:r>
-      <w:proofErr w:type="spellEnd"/>
       <w:r>
         <w:rPr>
           <w:rFonts w:ascii="돋움체" w:hAnsi="돋움체" w:cs="돋움체"/>
@@ -9996,32 +7148,41 @@
           <w:szCs w:val="19"/>
           <w:highlight w:val="white"/>
         </w:rPr>
+        <w:t xml:space="preserve"> (!confirm(</w:t>
+      </w:r>
+      <w:r>
+        <w:rPr>
+          <w:rFonts w:ascii="돋움체" w:hAnsi="돋움체" w:cs="돋움체"/>
+          <w:color w:val="A31515"/>
+          <w:kern w:val="0"/>
+          <w:sz w:val="19"/>
+          <w:szCs w:val="19"/>
+          <w:highlight w:val="white"/>
+        </w:rPr>
+        <w:t>'</w:t>
+      </w:r>
+      <w:r>
+        <w:rPr>
+          <w:rFonts w:ascii="돋움체" w:hAnsi="돋움체" w:cs="돋움체"/>
+          <w:color w:val="A31515"/>
+          <w:kern w:val="0"/>
+          <w:sz w:val="19"/>
+          <w:szCs w:val="19"/>
+          <w:highlight w:val="white"/>
+        </w:rPr>
+        <w:t>계속</w:t>
+      </w:r>
+      <w:r>
+        <w:rPr>
+          <w:rFonts w:ascii="돋움체" w:hAnsi="돋움체" w:cs="돋움체"/>
+          <w:color w:val="A31515"/>
+          <w:kern w:val="0"/>
+          <w:sz w:val="19"/>
+          <w:szCs w:val="19"/>
+          <w:highlight w:val="white"/>
+        </w:rPr>
         <w:t xml:space="preserve"> </w:t>
       </w:r>
-      <w:proofErr w:type="gramStart"/>
-      <w:r>
-        <w:rPr>
-          <w:rFonts w:ascii="돋움체" w:hAnsi="돋움체" w:cs="돋움체"/>
-          <w:color w:val="000000"/>
-          <w:kern w:val="0"/>
-          <w:sz w:val="19"/>
-          <w:szCs w:val="19"/>
-          <w:highlight w:val="white"/>
-        </w:rPr>
-        <w:t>(!confirm</w:t>
-      </w:r>
-      <w:proofErr w:type="gramEnd"/>
-      <w:r>
-        <w:rPr>
-          <w:rFonts w:ascii="돋움체" w:hAnsi="돋움체" w:cs="돋움체"/>
-          <w:color w:val="000000"/>
-          <w:kern w:val="0"/>
-          <w:sz w:val="19"/>
-          <w:szCs w:val="19"/>
-          <w:highlight w:val="white"/>
-        </w:rPr>
-        <w:t>(</w:t>
-      </w:r>
       <w:r>
         <w:rPr>
           <w:rFonts w:ascii="돋움체" w:hAnsi="돋움체" w:cs="돋움체"/>
@@ -10031,7 +7192,7 @@
           <w:szCs w:val="19"/>
           <w:highlight w:val="white"/>
         </w:rPr>
-        <w:t>'</w:t>
+        <w:t>하시겠습니까</w:t>
       </w:r>
       <w:r>
         <w:rPr>
@@ -10042,39 +7203,6 @@
           <w:szCs w:val="19"/>
           <w:highlight w:val="white"/>
         </w:rPr>
-        <w:t>계속</w:t>
-      </w:r>
-      <w:r>
-        <w:rPr>
-          <w:rFonts w:ascii="돋움체" w:hAnsi="돋움체" w:cs="돋움체"/>
-          <w:color w:val="A31515"/>
-          <w:kern w:val="0"/>
-          <w:sz w:val="19"/>
-          <w:szCs w:val="19"/>
-          <w:highlight w:val="white"/>
-        </w:rPr>
-        <w:t xml:space="preserve"> </w:t>
-      </w:r>
-      <w:r>
-        <w:rPr>
-          <w:rFonts w:ascii="돋움체" w:hAnsi="돋움체" w:cs="돋움체"/>
-          <w:color w:val="A31515"/>
-          <w:kern w:val="0"/>
-          <w:sz w:val="19"/>
-          <w:szCs w:val="19"/>
-          <w:highlight w:val="white"/>
-        </w:rPr>
-        <w:t>하시겠습니까</w:t>
-      </w:r>
-      <w:r>
-        <w:rPr>
-          <w:rFonts w:ascii="돋움체" w:hAnsi="돋움체" w:cs="돋움체"/>
-          <w:color w:val="A31515"/>
-          <w:kern w:val="0"/>
-          <w:sz w:val="19"/>
-          <w:szCs w:val="19"/>
-          <w:highlight w:val="white"/>
-        </w:rPr>
         <w:t>?'</w:t>
       </w:r>
       <w:r>
@@ -10086,19 +7214,7 @@
           <w:szCs w:val="19"/>
           <w:highlight w:val="white"/>
         </w:rPr>
-        <w:t xml:space="preserve">)) </w:t>
-      </w:r>
-      <w:proofErr w:type="gramStart"/>
-      <w:r>
-        <w:rPr>
-          <w:rFonts w:ascii="돋움체" w:hAnsi="돋움체" w:cs="돋움체"/>
-          <w:color w:val="000000"/>
-          <w:kern w:val="0"/>
-          <w:sz w:val="19"/>
-          <w:szCs w:val="19"/>
-          <w:highlight w:val="white"/>
-        </w:rPr>
-        <w:t xml:space="preserve">{ </w:t>
+        <w:t xml:space="preserve">)) { </w:t>
       </w:r>
       <w:r>
         <w:rPr>
@@ -10109,19 +7225,7 @@
           <w:szCs w:val="19"/>
           <w:highlight w:val="white"/>
         </w:rPr>
-        <w:t>/</w:t>
-      </w:r>
-      <w:proofErr w:type="gramEnd"/>
-      <w:r>
-        <w:rPr>
-          <w:rFonts w:ascii="돋움체" w:hAnsi="돋움체" w:cs="돋움체"/>
-          <w:color w:val="008000"/>
-          <w:kern w:val="0"/>
-          <w:sz w:val="19"/>
-          <w:szCs w:val="19"/>
-          <w:highlight w:val="white"/>
-        </w:rPr>
-        <w:t>/</w:t>
+        <w:t>//</w:t>
       </w:r>
       <w:r>
         <w:rPr>
@@ -10306,57 +7410,7 @@
           <w:szCs w:val="19"/>
           <w:highlight w:val="white"/>
         </w:rPr>
-        <w:t xml:space="preserve">        </w:t>
-      </w:r>
-      <w:proofErr w:type="spellStart"/>
-      <w:proofErr w:type="gramStart"/>
-      <w:r>
-        <w:rPr>
-          <w:rFonts w:ascii="돋움체" w:hAnsi="돋움체" w:cs="돋움체"/>
-          <w:color w:val="000000"/>
-          <w:kern w:val="0"/>
-          <w:sz w:val="19"/>
-          <w:szCs w:val="19"/>
-          <w:highlight w:val="white"/>
-        </w:rPr>
-        <w:t>document.write</w:t>
-      </w:r>
-      <w:proofErr w:type="spellEnd"/>
-      <w:proofErr w:type="gramEnd"/>
-      <w:r>
-        <w:rPr>
-          <w:rFonts w:ascii="돋움체" w:hAnsi="돋움체" w:cs="돋움체"/>
-          <w:color w:val="000000"/>
-          <w:kern w:val="0"/>
-          <w:sz w:val="19"/>
-          <w:szCs w:val="19"/>
-          <w:highlight w:val="white"/>
-        </w:rPr>
-        <w:t>(</w:t>
-      </w:r>
-      <w:proofErr w:type="spellStart"/>
-      <w:r>
-        <w:rPr>
-          <w:rFonts w:ascii="돋움체" w:hAnsi="돋움체" w:cs="돋움체"/>
-          <w:color w:val="000000"/>
-          <w:kern w:val="0"/>
-          <w:sz w:val="19"/>
-          <w:szCs w:val="19"/>
-          <w:highlight w:val="white"/>
-        </w:rPr>
-        <w:t>i</w:t>
-      </w:r>
-      <w:proofErr w:type="spellEnd"/>
-      <w:r>
-        <w:rPr>
-          <w:rFonts w:ascii="돋움체" w:hAnsi="돋움체" w:cs="돋움체"/>
-          <w:color w:val="000000"/>
-          <w:kern w:val="0"/>
-          <w:sz w:val="19"/>
-          <w:szCs w:val="19"/>
-          <w:highlight w:val="white"/>
-        </w:rPr>
-        <w:t xml:space="preserve"> + </w:t>
+        <w:t xml:space="preserve">        document.write(i + </w:t>
       </w:r>
       <w:r>
         <w:rPr>
@@ -10505,6 +7559,70 @@
         <w:autoSpaceDE/>
         <w:autoSpaceDN/>
         <w:rPr>
+          <w:rFonts w:asciiTheme="minorEastAsia" w:hAnsiTheme="minorEastAsia" w:cs="돋움체"/>
+          <w:color w:val="000000" w:themeColor="text1"/>
+          <w:kern w:val="0"/>
+          <w:sz w:val="24"/>
+          <w:szCs w:val="24"/>
+          <w:highlight w:val="white"/>
+        </w:rPr>
+      </w:pPr>
+    </w:p>
+    <w:p>
+      <w:pPr>
+        <w:widowControl/>
+        <w:wordWrap/>
+        <w:autoSpaceDE/>
+        <w:autoSpaceDN/>
+        <w:rPr>
+          <w:rFonts w:asciiTheme="minorEastAsia" w:hAnsiTheme="minorEastAsia" w:cs="돋움체"/>
+          <w:color w:val="000000" w:themeColor="text1"/>
+          <w:kern w:val="0"/>
+          <w:sz w:val="24"/>
+          <w:szCs w:val="24"/>
+          <w:highlight w:val="white"/>
+        </w:rPr>
+      </w:pPr>
+    </w:p>
+    <w:p>
+      <w:pPr>
+        <w:widowControl/>
+        <w:wordWrap/>
+        <w:autoSpaceDE/>
+        <w:autoSpaceDN/>
+        <w:rPr>
+          <w:rFonts w:asciiTheme="minorEastAsia" w:hAnsiTheme="minorEastAsia" w:cs="돋움체"/>
+          <w:color w:val="000000" w:themeColor="text1"/>
+          <w:kern w:val="0"/>
+          <w:sz w:val="24"/>
+          <w:szCs w:val="24"/>
+          <w:highlight w:val="white"/>
+        </w:rPr>
+      </w:pPr>
+    </w:p>
+    <w:p>
+      <w:pPr>
+        <w:widowControl/>
+        <w:wordWrap/>
+        <w:autoSpaceDE/>
+        <w:autoSpaceDN/>
+        <w:rPr>
+          <w:rFonts w:asciiTheme="minorEastAsia" w:hAnsiTheme="minorEastAsia" w:cs="돋움체"/>
+          <w:color w:val="000000" w:themeColor="text1"/>
+          <w:kern w:val="0"/>
+          <w:sz w:val="24"/>
+          <w:szCs w:val="24"/>
+          <w:highlight w:val="white"/>
+        </w:rPr>
+      </w:pPr>
+    </w:p>
+    <w:p>
+      <w:pPr>
+        <w:widowControl/>
+        <w:wordWrap/>
+        <w:autoSpaceDE/>
+        <w:autoSpaceDN/>
+        <w:rPr>
           <w:rFonts w:ascii="돋움체" w:hAnsi="돋움체" w:cs="돋움체"/>
           <w:color w:val="0000FF"/>
           <w:kern w:val="0"/>
@@ -10522,6 +7640,7 @@
           <w:szCs w:val="24"/>
           <w:highlight w:val="white"/>
         </w:rPr>
+        <w:lastRenderedPageBreak/>
         <w:t>&lt;</w:t>
       </w:r>
       <w:r>
@@ -10557,7 +7676,6 @@
         </w:rPr>
         <w:t xml:space="preserve"> “</w:t>
       </w:r>
-      <w:proofErr w:type="spellStart"/>
       <w:r>
         <w:rPr>
           <w:rFonts w:asciiTheme="minorEastAsia" w:hAnsiTheme="minorEastAsia" w:cs="돋움체" w:hint="eastAsia"/>
@@ -10567,9 +7685,19 @@
           <w:szCs w:val="24"/>
           <w:highlight w:val="white"/>
         </w:rPr>
-        <w:t>누적할래</w:t>
-      </w:r>
-      <w:proofErr w:type="spellEnd"/>
+        <w:t>누적할래?</w:t>
+      </w:r>
+      <w:r>
+        <w:rPr>
+          <w:rFonts w:asciiTheme="minorEastAsia" w:hAnsiTheme="minorEastAsia" w:cs="돋움체"/>
+          <w:color w:val="000000" w:themeColor="text1"/>
+          <w:kern w:val="0"/>
+          <w:sz w:val="24"/>
+          <w:szCs w:val="24"/>
+          <w:highlight w:val="white"/>
+        </w:rPr>
+        <w:t>”</w:t>
+      </w:r>
       <w:r>
         <w:rPr>
           <w:rFonts w:asciiTheme="minorEastAsia" w:hAnsiTheme="minorEastAsia" w:cs="돋움체" w:hint="eastAsia"/>
@@ -10579,7 +7707,7 @@
           <w:szCs w:val="24"/>
           <w:highlight w:val="white"/>
         </w:rPr>
-        <w:t>?</w:t>
+        <w:t xml:space="preserve">confirm창에 </w:t>
       </w:r>
       <w:r>
         <w:rPr>
@@ -10590,7 +7718,7 @@
           <w:szCs w:val="24"/>
           <w:highlight w:val="white"/>
         </w:rPr>
-        <w:t>”</w:t>
+        <w:t>“취소”</w:t>
       </w:r>
       <w:r>
         <w:rPr>
@@ -10601,7 +7729,7 @@
           <w:szCs w:val="24"/>
           <w:highlight w:val="white"/>
         </w:rPr>
-        <w:t xml:space="preserve">confirm창에 </w:t>
+        <w:t>를 입력할 때까지 점수(</w:t>
       </w:r>
       <w:r>
         <w:rPr>
@@ -10612,9 +7740,8 @@
           <w:szCs w:val="24"/>
           <w:highlight w:val="white"/>
         </w:rPr>
-        <w:t>“취소”</w:t>
-      </w:r>
-      <w:proofErr w:type="spellStart"/>
+        <w:t>0~100</w:t>
+      </w:r>
       <w:r>
         <w:rPr>
           <w:rFonts w:asciiTheme="minorEastAsia" w:hAnsiTheme="minorEastAsia" w:cs="돋움체" w:hint="eastAsia"/>
@@ -10624,65 +7751,7 @@
           <w:szCs w:val="24"/>
           <w:highlight w:val="white"/>
         </w:rPr>
-        <w:t>를</w:t>
-      </w:r>
-      <w:proofErr w:type="spellEnd"/>
-      <w:r>
-        <w:rPr>
-          <w:rFonts w:asciiTheme="minorEastAsia" w:hAnsiTheme="minorEastAsia" w:cs="돋움체" w:hint="eastAsia"/>
-          <w:color w:val="000000" w:themeColor="text1"/>
-          <w:kern w:val="0"/>
-          <w:sz w:val="24"/>
-          <w:szCs w:val="24"/>
-          <w:highlight w:val="white"/>
-        </w:rPr>
-        <w:t xml:space="preserve"> 입력할 때까지 점수(</w:t>
-      </w:r>
-      <w:r>
-        <w:rPr>
-          <w:rFonts w:asciiTheme="minorEastAsia" w:hAnsiTheme="minorEastAsia" w:cs="돋움체"/>
-          <w:color w:val="000000" w:themeColor="text1"/>
-          <w:kern w:val="0"/>
-          <w:sz w:val="24"/>
-          <w:szCs w:val="24"/>
-          <w:highlight w:val="white"/>
-        </w:rPr>
-        <w:t>0~100</w:t>
-      </w:r>
-      <w:r>
-        <w:rPr>
-          <w:rFonts w:asciiTheme="minorEastAsia" w:hAnsiTheme="minorEastAsia" w:cs="돋움체" w:hint="eastAsia"/>
-          <w:color w:val="000000" w:themeColor="text1"/>
-          <w:kern w:val="0"/>
-          <w:sz w:val="24"/>
-          <w:szCs w:val="24"/>
-          <w:highlight w:val="white"/>
-        </w:rPr>
-        <w:t xml:space="preserve">점 사이)를 </w:t>
-      </w:r>
-      <w:proofErr w:type="spellStart"/>
-      <w:r>
-        <w:rPr>
-          <w:rFonts w:asciiTheme="minorEastAsia" w:hAnsiTheme="minorEastAsia" w:cs="돋움체" w:hint="eastAsia"/>
-          <w:color w:val="000000" w:themeColor="text1"/>
-          <w:kern w:val="0"/>
-          <w:sz w:val="24"/>
-          <w:szCs w:val="24"/>
-          <w:highlight w:val="white"/>
-        </w:rPr>
-        <w:t>입력받는다</w:t>
-      </w:r>
-      <w:proofErr w:type="spellEnd"/>
-      <w:r>
-        <w:rPr>
-          <w:rFonts w:asciiTheme="minorEastAsia" w:hAnsiTheme="minorEastAsia" w:cs="돋움체" w:hint="eastAsia"/>
-          <w:color w:val="000000" w:themeColor="text1"/>
-          <w:kern w:val="0"/>
-          <w:sz w:val="24"/>
-          <w:szCs w:val="24"/>
-          <w:highlight w:val="white"/>
-        </w:rPr>
-        <w:t>.</w:t>
+        <w:t>점 사이)를 입력받는다.</w:t>
       </w:r>
     </w:p>
     <w:p>
@@ -10704,7 +7773,6 @@
         <w:rPr>
           <w:noProof/>
         </w:rPr>
-        <w:lastRenderedPageBreak/>
         <w:drawing>
           <wp:inline distT="0" distB="0" distL="0" distR="0" wp14:anchorId="1153AFC8" wp14:editId="528B541C">
             <wp:extent cx="3351765" cy="1031875"/>
@@ -10817,7 +7885,6 @@
         </w:rPr>
         <w:t>“</w:t>
       </w:r>
-      <w:proofErr w:type="spellStart"/>
       <w:r>
         <w:rPr>
           <w:rFonts w:ascii="돋움체" w:hAnsi="돋움체" w:cs="돋움체" w:hint="eastAsia"/>
@@ -10828,7 +7895,6 @@
         </w:rPr>
         <w:t>누적할래</w:t>
       </w:r>
-      <w:proofErr w:type="spellEnd"/>
       <w:r>
         <w:rPr>
           <w:rFonts w:ascii="돋움체" w:hAnsi="돋움체" w:cs="돋움체" w:hint="eastAsia"/>
